--- a/docs/architecture/07_BrokerVerse_High_Availability_and_Resiliency.docx
+++ b/docs/architecture/07_BrokerVerse_High_Availability_and_Resiliency.docx
@@ -92,7 +92,7 @@
                 <w:color w:val="FFFFFF"/>
                 <w:sz w:val="80"/>
               </w:rPr>
-              <w:t>BrokerVerse</w:t>
+              <w:t>BrokerVerse OOTB</w:t>
             </w:r>
           </w:p>
           <w:p>
@@ -107,7 +107,7 @@
                 <w:color w:val="EAF6FD"/>
                 <w:sz w:val="26"/>
               </w:rPr>
-              <w:t>Out-of-the-box insurance broking platform</w:t>
+              <w:t>Insurance broking platform by iorta TechNXT</w:t>
             </w:r>
           </w:p>
           <w:p>
@@ -233,7 +233,7 @@
                 <w:rFonts w:eastAsia="Nunito" w:cs="Nunito"/>
                 <w:sz w:val="19"/>
               </w:rPr>
-              <w:t>BrokerVerse</w:t>
+              <w:t>BrokerVerse OOTB</w:t>
             </w:r>
           </w:p>
         </w:tc>
@@ -357,7 +357,7 @@
                 <w:rFonts w:eastAsia="Nunito" w:cs="Nunito"/>
                 <w:sz w:val="19"/>
               </w:rPr>
-              <w:t>1.0</w:t>
+              <w:t>1.1</w:t>
             </w:r>
           </w:p>
         </w:tc>
@@ -671,7 +671,7 @@
                 <w:rFonts w:eastAsia="Nunito" w:cs="Nunito"/>
                 <w:sz w:val="19"/>
               </w:rPr>
-              <w:t>BrokerVerse Solution Architecture: 07 High Availability and Resiliency</w:t>
+              <w:t>BrokerVerse OOTB Solution Architecture: 07 High Availability and Resiliency</w:t>
             </w:r>
           </w:p>
         </w:tc>
@@ -795,7 +795,7 @@
                 <w:rFonts w:eastAsia="Nunito" w:cs="Nunito"/>
                 <w:sz w:val="19"/>
               </w:rPr>
-              <w:t>1.0</w:t>
+              <w:t>1.1</w:t>
             </w:r>
           </w:p>
         </w:tc>
@@ -1043,7 +1043,7 @@
                 <w:rFonts w:eastAsia="Nunito" w:cs="Nunito"/>
                 <w:sz w:val="19"/>
               </w:rPr>
-              <w:t>BrokerVerse source repository, branch brokerverse-platform (backend/, brokerverse/, docker-compose.yml, render.yaml, docs/)</w:t>
+              <w:t>BrokerVerse source repository, branch brokerverse-platform (backend/, brokerverse/, deploy/, docker-compose.yml, .github/workflows, docs/)</w:t>
             </w:r>
           </w:p>
         </w:tc>
@@ -1300,6 +1300,111 @@
                 <w:sz w:val="18"/>
               </w:rPr>
               <w:t>Initial issue</w:t>
+            </w:r>
+          </w:p>
+        </w:tc>
+      </w:tr>
+      <w:tr>
+        <w:trPr>
+          <w:cantSplit w:val="true"/>
+        </w:trPr>
+        <w:tc>
+          <w:tcPr>
+            <w:tcW w:w="1156" w:type="dxa"/>
+            <w:tcBorders>
+              <w:top w:val="single" w:sz="4" w:space="0" w:color="C9D6E3"/>
+              <w:left w:val="single" w:sz="4" w:space="0" w:color="C9D6E3"/>
+              <w:bottom w:val="single" w:sz="4" w:space="0" w:color="C9D6E3"/>
+              <w:right w:val="single" w:sz="4" w:space="0" w:color="C9D6E3"/>
+            </w:tcBorders>
+            <w:shd w:color="auto" w:fill="F3F9FE" w:val="clear"/>
+          </w:tcPr>
+          <w:p>
+            <w:pPr>
+              <w:pStyle w:val="TableText"/>
+              <w:rPr/>
+            </w:pPr>
+            <w:r>
+              <w:rPr>
+                <w:rFonts w:eastAsia="Nunito" w:cs="Nunito"/>
+                <w:sz w:val="18"/>
+              </w:rPr>
+              <w:t>1.1</w:t>
+            </w:r>
+          </w:p>
+        </w:tc>
+        <w:tc>
+          <w:tcPr>
+            <w:tcW w:w="1734" w:type="dxa"/>
+            <w:tcBorders>
+              <w:top w:val="single" w:sz="4" w:space="0" w:color="C9D6E3"/>
+              <w:left w:val="single" w:sz="4" w:space="0" w:color="C9D6E3"/>
+              <w:bottom w:val="single" w:sz="4" w:space="0" w:color="C9D6E3"/>
+              <w:right w:val="single" w:sz="4" w:space="0" w:color="C9D6E3"/>
+            </w:tcBorders>
+            <w:shd w:color="auto" w:fill="F3F9FE" w:val="clear"/>
+          </w:tcPr>
+          <w:p>
+            <w:pPr>
+              <w:pStyle w:val="TableText"/>
+              <w:rPr/>
+            </w:pPr>
+            <w:r>
+              <w:rPr>
+                <w:rFonts w:eastAsia="Nunito" w:cs="Nunito"/>
+                <w:sz w:val="18"/>
+              </w:rPr>
+              <w:t>29 September 2026</w:t>
+            </w:r>
+          </w:p>
+        </w:tc>
+        <w:tc>
+          <w:tcPr>
+            <w:tcW w:w="1927" w:type="dxa"/>
+            <w:tcBorders>
+              <w:top w:val="single" w:sz="4" w:space="0" w:color="C9D6E3"/>
+              <w:left w:val="single" w:sz="4" w:space="0" w:color="C9D6E3"/>
+              <w:bottom w:val="single" w:sz="4" w:space="0" w:color="C9D6E3"/>
+              <w:right w:val="single" w:sz="4" w:space="0" w:color="C9D6E3"/>
+            </w:tcBorders>
+            <w:shd w:color="auto" w:fill="F3F9FE" w:val="clear"/>
+          </w:tcPr>
+          <w:p>
+            <w:pPr>
+              <w:pStyle w:val="TableText"/>
+              <w:rPr/>
+            </w:pPr>
+            <w:r>
+              <w:rPr>
+                <w:rFonts w:eastAsia="Nunito" w:cs="Nunito"/>
+                <w:sz w:val="18"/>
+              </w:rPr>
+              <w:t>iorta TechNXT</w:t>
+            </w:r>
+          </w:p>
+        </w:tc>
+        <w:tc>
+          <w:tcPr>
+            <w:tcW w:w="4819" w:type="dxa"/>
+            <w:tcBorders>
+              <w:top w:val="single" w:sz="4" w:space="0" w:color="C9D6E3"/>
+              <w:left w:val="single" w:sz="4" w:space="0" w:color="C9D6E3"/>
+              <w:bottom w:val="single" w:sz="4" w:space="0" w:color="C9D6E3"/>
+              <w:right w:val="single" w:sz="4" w:space="0" w:color="C9D6E3"/>
+            </w:tcBorders>
+            <w:shd w:color="auto" w:fill="F3F9FE" w:val="clear"/>
+          </w:tcPr>
+          <w:p>
+            <w:pPr>
+              <w:pStyle w:val="TableText"/>
+              <w:rPr/>
+            </w:pPr>
+            <w:r>
+              <w:rPr>
+                <w:rFonts w:eastAsia="Nunito" w:cs="Nunito"/>
+                <w:sz w:val="18"/>
+              </w:rPr>
+              <w:t>Updated to the current system: placement journey, co-insurance, posting rules, period end and BIR tax, bank reconciliation, document numbering, commission rate matrix, single PDF engine, uploads and go-live imports, housekeeping, business time zone, broker roles, deployment on the BrokerVerse URL</w:t>
             </w:r>
           </w:p>
         </w:tc>
@@ -2005,7 +2110,7 @@
             </w:rPr>
             <w:fldChar w:fldCharType="separate"/>
           </w:r>
-          <w:hyperlink w:anchor="__RefHeading___Toc15557_3826153650">
+          <w:hyperlink w:anchor="__RefHeading___Toc12167_4084622315">
             <w:r>
               <w:rPr>
                 <w:webHidden/>
@@ -2026,7 +2131,7 @@
             </w:tabs>
             <w:rPr/>
           </w:pPr>
-          <w:hyperlink w:anchor="__RefHeading___Toc15559_3826153650">
+          <w:hyperlink w:anchor="__RefHeading___Toc12169_4084622315">
             <w:r>
               <w:rPr>
                 <w:webHidden/>
@@ -2047,7 +2152,7 @@
             </w:tabs>
             <w:rPr/>
           </w:pPr>
-          <w:hyperlink w:anchor="__RefHeading___Toc15561_3826153650">
+          <w:hyperlink w:anchor="__RefHeading___Toc12171_4084622315">
             <w:r>
               <w:rPr>
                 <w:webHidden/>
@@ -2068,7 +2173,7 @@
             </w:tabs>
             <w:rPr/>
           </w:pPr>
-          <w:hyperlink w:anchor="__RefHeading___Toc15563_3826153650">
+          <w:hyperlink w:anchor="__RefHeading___Toc12173_4084622315">
             <w:r>
               <w:rPr>
                 <w:webHidden/>
@@ -2089,7 +2194,7 @@
             </w:tabs>
             <w:rPr/>
           </w:pPr>
-          <w:hyperlink w:anchor="__RefHeading___Toc15565_3826153650">
+          <w:hyperlink w:anchor="__RefHeading___Toc12175_4084622315">
             <w:r>
               <w:rPr>
                 <w:webHidden/>
@@ -2110,7 +2215,7 @@
             </w:tabs>
             <w:rPr/>
           </w:pPr>
-          <w:hyperlink w:anchor="__RefHeading___Toc15567_3826153650">
+          <w:hyperlink w:anchor="__RefHeading___Toc12177_4084622315">
             <w:r>
               <w:rPr>
                 <w:webHidden/>
@@ -2131,7 +2236,7 @@
             </w:tabs>
             <w:rPr/>
           </w:pPr>
-          <w:hyperlink w:anchor="__RefHeading___Toc15569_3826153650">
+          <w:hyperlink w:anchor="__RefHeading___Toc12179_4084622315">
             <w:r>
               <w:rPr>
                 <w:webHidden/>
@@ -2152,7 +2257,7 @@
             </w:tabs>
             <w:rPr/>
           </w:pPr>
-          <w:hyperlink w:anchor="__RefHeading___Toc15571_3826153650">
+          <w:hyperlink w:anchor="__RefHeading___Toc12181_4084622315">
             <w:r>
               <w:rPr>
                 <w:webHidden/>
@@ -2173,7 +2278,7 @@
             </w:tabs>
             <w:rPr/>
           </w:pPr>
-          <w:hyperlink w:anchor="__RefHeading___Toc15573_3826153650">
+          <w:hyperlink w:anchor="__RefHeading___Toc12183_4084622315">
             <w:r>
               <w:rPr>
                 <w:webHidden/>
@@ -2194,7 +2299,7 @@
             </w:tabs>
             <w:rPr/>
           </w:pPr>
-          <w:hyperlink w:anchor="__RefHeading___Toc15575_3826153650">
+          <w:hyperlink w:anchor="__RefHeading___Toc12185_4084622315">
             <w:r>
               <w:rPr>
                 <w:webHidden/>
@@ -2215,7 +2320,7 @@
             </w:tabs>
             <w:rPr/>
           </w:pPr>
-          <w:hyperlink w:anchor="__RefHeading___Toc15577_3826153650">
+          <w:hyperlink w:anchor="__RefHeading___Toc12187_4084622315">
             <w:r>
               <w:rPr>
                 <w:webHidden/>
@@ -2236,7 +2341,7 @@
             </w:tabs>
             <w:rPr/>
           </w:pPr>
-          <w:hyperlink w:anchor="__RefHeading___Toc15579_3826153650">
+          <w:hyperlink w:anchor="__RefHeading___Toc12189_4084622315">
             <w:r>
               <w:rPr>
                 <w:webHidden/>
@@ -2257,7 +2362,7 @@
             </w:tabs>
             <w:rPr/>
           </w:pPr>
-          <w:hyperlink w:anchor="__RefHeading___Toc15581_3826153650">
+          <w:hyperlink w:anchor="__RefHeading___Toc12191_4084622315">
             <w:r>
               <w:rPr>
                 <w:webHidden/>
@@ -2288,7 +2393,7 @@
       <w:r>
         <w:br w:type="page"/>
       </w:r>
-      <w:bookmarkStart w:id="0" w:name="__RefHeading___Toc15557_3826153650"/>
+      <w:bookmarkStart w:id="0" w:name="__RefHeading___Toc12167_4084622315"/>
       <w:bookmarkEnd w:id="0"/>
       <w:r>
         <w:rPr>
@@ -2302,7 +2407,7 @@
         <w:pStyle w:val="Heading2"/>
         <w:rPr/>
       </w:pPr>
-      <w:bookmarkStart w:id="1" w:name="__RefHeading___Toc15559_3826153650"/>
+      <w:bookmarkStart w:id="1" w:name="__RefHeading___Toc12169_4084622315"/>
       <w:bookmarkEnd w:id="1"/>
       <w:r>
         <w:rPr>
@@ -2320,7 +2425,7 @@
         <w:rPr>
           <w:rFonts w:eastAsia="Nunito" w:cs="Nunito"/>
         </w:rPr>
-        <w:t>This document describes how BrokerVerse stays available when components fail: the properties of the application that allow redundancy (stateless API, health endpoints, graceful shutdown, single execution of scheduled jobs), the recommended highly available deployment in AWS, the single points of failure and their mitigations, and the known limitations. Recovery objectives are in document 08, backups and restores in document 09.</w:t>
+        <w:t>This document describes how BrokerVerse OOTB stays available when components fail: the properties of the application that allow redundancy (stateless API, health endpoints, graceful shutdown, single execution of scheduled jobs and migrations, settings that follow changes on every instance), the recommended highly available deployment in AWS, the single points of failure and their mitigations, and the known limitations. Recovery objectives are in document 08, backups and restores in document 09.</w:t>
       </w:r>
     </w:p>
     <w:tbl>
@@ -2369,7 +2474,7 @@
                 <w:rFonts w:eastAsia="Nunito" w:cs="Nunito"/>
                 <w:sz w:val="18"/>
               </w:rPr>
-              <w:t xml:space="preserve"> The AWS topology in this document (Multi-AZ RDS, EFS, two or more API tasks across two Availability Zones, CloudFront) is the recommended target derived from </w:t>
+              <w:t xml:space="preserve"> </w:t>
             </w:r>
             <w:r>
               <w:rPr>
@@ -2377,14 +2482,14 @@
                 <w:color w:val="0B3D7A"/>
                 <w:sz w:val="16"/>
               </w:rPr>
-              <w:t>docs/GO_LIVE_CHECKLIST.md</w:t>
+              <w:t>deploy/README.md</w:t>
             </w:r>
             <w:r>
               <w:rPr>
                 <w:rFonts w:eastAsia="Nunito" w:cs="Nunito"/>
                 <w:sz w:val="18"/>
               </w:rPr>
-              <w:t>; it is not yet provisioned in the baseline.</w:t>
+              <w:t xml:space="preserve"> deploys the backend as a container behind an HTTPS load balancer, with PostgreSQL 16 and a persistent upload volume, and allows several instances. The topology in chapter 3 (two or more API instances across two Availability Zones, Multi-AZ RDS, EFS) is the recommended production form of that deployment; the number of instances, Multi-AZ and the file system choice are to be confirmed by DevOps.</w:t>
             </w:r>
           </w:p>
         </w:tc>
@@ -2411,7 +2516,7 @@
         </w:pBdr>
         <w:rPr/>
       </w:pPr>
-      <w:bookmarkStart w:id="2" w:name="__RefHeading___Toc15561_3826153650"/>
+      <w:bookmarkStart w:id="2" w:name="__RefHeading___Toc12171_4084622315"/>
       <w:bookmarkEnd w:id="2"/>
       <w:r>
         <w:rPr>
@@ -2425,7 +2530,7 @@
         <w:pStyle w:val="Heading2"/>
         <w:rPr/>
       </w:pPr>
-      <w:bookmarkStart w:id="3" w:name="__RefHeading___Toc15563_3826153650"/>
+      <w:bookmarkStart w:id="3" w:name="__RefHeading___Toc12173_4084622315"/>
       <w:bookmarkEnd w:id="3"/>
       <w:r>
         <w:rPr>
@@ -2443,7 +2548,7 @@
         <w:rPr>
           <w:rFonts w:eastAsia="Nunito" w:cs="Nunito"/>
         </w:rPr>
-        <w:t>The API keeps no user session in memory: every request carries its access token, and all state is in PostgreSQL (records, refresh tokens, token versions, job runs, outbox) or in the file store (</w:t>
+        <w:t>The API keeps no user session in memory. Every request carries its access token, and all state is in PostgreSQL (records, refresh tokens, token versions, job runs, outbox) or in the file store (</w:t>
       </w:r>
       <w:r>
         <w:rPr>
@@ -2457,7 +2562,7 @@
         <w:rPr>
           <w:rFonts w:eastAsia="Nunito" w:cs="Nunito"/>
         </w:rPr>
-        <w:t>). Any instance can serve any request, so instances can be added, removed or replaced behind a load balancer without sticky sessions. Two pieces of state are per process and therefore not shared: the settings cache and the rate-limit counters (see chapter 6).</w:t>
+        <w:t>). Any instance can serve any request, so instances can be added, removed or replaced behind a load balancer without sticky sessions. Two things are held per process: the settings cache, which checks the table version every 5 seconds and so follows changes made through other instances, and the rate-limit counters (chapter 5).</w:t>
       </w:r>
     </w:p>
     <w:p>
@@ -2465,7 +2570,7 @@
         <w:pStyle w:val="Heading2"/>
         <w:rPr/>
       </w:pPr>
-      <w:bookmarkStart w:id="4" w:name="__RefHeading___Toc15565_3826153650"/>
+      <w:bookmarkStart w:id="4" w:name="__RefHeading___Toc12175_4084622315"/>
       <w:bookmarkEnd w:id="4"/>
       <w:r>
         <w:rPr>
@@ -2659,21 +2764,6 @@
               </w:rPr>
               <w:t>HEALTHCHECK</w:t>
             </w:r>
-            <w:r>
-              <w:rPr>
-                <w:rFonts w:eastAsia="Nunito" w:cs="Nunito"/>
-                <w:sz w:val="17"/>
-              </w:rPr>
-              <w:t xml:space="preserve">, Render </w:t>
-            </w:r>
-            <w:r>
-              <w:rPr>
-                <w:rFonts w:eastAsia="Liberation Mono" w:cs="Liberation Mono" w:ascii="Liberation Mono" w:hAnsi="Liberation Mono"/>
-                <w:color w:val="0B3D7A"/>
-                <w:sz w:val="15"/>
-              </w:rPr>
-              <w:t>healthCheckPath</w:t>
-            </w:r>
           </w:p>
         </w:tc>
         <w:tc>
@@ -2993,7 +3083,7 @@
         <w:pStyle w:val="Heading2"/>
         <w:rPr/>
       </w:pPr>
-      <w:bookmarkStart w:id="5" w:name="__RefHeading___Toc15567_3826153650"/>
+      <w:bookmarkStart w:id="5" w:name="__RefHeading___Toc12177_4084622315"/>
       <w:bookmarkEnd w:id="5"/>
       <w:r>
         <w:rPr>
@@ -3041,7 +3131,21 @@
         <w:rPr>
           <w:rFonts w:eastAsia="Nunito" w:cs="Nunito"/>
         </w:rPr>
-        <w:t>It marks itself not ready, applies pending migrations and the idempotent seed, starts HTTP, starts the scheduler and then marks itself ready.</w:t>
+        <w:t xml:space="preserve">It marks itself not ready and takes the migration advisory lock. If another instance holds it, it waits (up to </w:t>
+      </w:r>
+      <w:r>
+        <w:rPr>
+          <w:rFonts w:eastAsia="Liberation Mono" w:cs="Liberation Mono" w:ascii="Liberation Mono" w:hAnsi="Liberation Mono"/>
+          <w:color w:val="0B3D7A"/>
+          <w:sz w:val="18"/>
+        </w:rPr>
+        <w:t>MIGRATION_LOCK_TIMEOUT_MS</w:t>
+      </w:r>
+      <w:r>
+        <w:rPr>
+          <w:rFonts w:eastAsia="Nunito" w:cs="Nunito"/>
+        </w:rPr>
+        <w:t>, 10 minutes by default) and then finds nothing left to apply. It applies pending migrations and the idempotent seed, starts HTTP and the scheduler, and marks itself ready.</w:t>
       </w:r>
     </w:p>
     <w:p>
@@ -3062,7 +3166,7 @@
         <w:rPr>
           <w:rFonts w:eastAsia="Nunito" w:cs="Nunito"/>
         </w:rPr>
-        <w:t xml:space="preserve">On SIGTERM or SIGINT (ECS task stop, rolling deployment, scale-in) it marks itself not ready (readiness 503), stops the scheduler, stops accepting new connections, lets in-flight requests finish, closes idle keep-alive connections and the database pool, and exits. A forced exit happens after </w:t>
+        <w:t xml:space="preserve">On SIGTERM or SIGINT (task stop, rolling deployment, scale-in) it marks itself not ready (readiness 503), stops the scheduler, stops accepting new connections, lets requests in flight finish, closes idle keep-alive connections and the database pool, and exits. A forced exit happens after </w:t>
       </w:r>
       <w:r>
         <w:rPr>
@@ -3125,22 +3229,7 @@
                 <w:rFonts w:eastAsia="Nunito" w:cs="Nunito"/>
                 <w:sz w:val="18"/>
               </w:rPr>
-              <w:t xml:space="preserve"> Set the ECS </w:t>
-            </w:r>
-            <w:r>
-              <w:rPr>
-                <w:rFonts w:eastAsia="Liberation Mono" w:cs="Liberation Mono" w:ascii="Liberation Mono" w:hAnsi="Liberation Mono"/>
-                <w:color w:val="0B3D7A"/>
-                <w:sz w:val="16"/>
-              </w:rPr>
-              <w:t>stopTimeout</w:t>
-            </w:r>
-            <w:r>
-              <w:rPr>
-                <w:rFonts w:eastAsia="Nunito" w:cs="Nunito"/>
-                <w:sz w:val="18"/>
-              </w:rPr>
-              <w:t xml:space="preserve"> to 30 s (above the 25 s shutdown timeout) and the ALB deregistration delay to 30 s, so in-flight requests complete during deployments.</w:t>
+              <w:t xml:space="preserve"> Set the container stop timeout to 30 s (above the 25 s shutdown timeout) and the load balancer deregistration delay to 30 s, so requests in flight complete during deployments.</w:t>
             </w:r>
           </w:p>
         </w:tc>
@@ -3161,7 +3250,7 @@
         <w:pStyle w:val="Heading2"/>
         <w:rPr/>
       </w:pPr>
-      <w:bookmarkStart w:id="6" w:name="__RefHeading___Toc15569_3826153650"/>
+      <w:bookmarkStart w:id="6" w:name="__RefHeading___Toc12179_4084622315"/>
       <w:bookmarkEnd w:id="6"/>
       <w:r>
         <w:rPr>
@@ -3193,7 +3282,7 @@
         <w:rPr>
           <w:rFonts w:eastAsia="Nunito" w:cs="Nunito"/>
         </w:rPr>
-        <w:t>) on a dedicated connection; an instance that cannot take the lock skips the run. A scheduled run is also skipped if another instance already started a scheduled run of the same job in the same minute. Therefore the scheduler can run on all instances (</w:t>
+        <w:t>) on a dedicated connection; an instance that cannot take the lock skips the run. A scheduled run is also skipped if another instance already started a scheduled run of the same job in the same minute. The scheduler can therefore run on all instances (</w:t>
       </w:r>
       <w:r>
         <w:rPr>
@@ -3207,7 +3296,7 @@
         <w:rPr>
           <w:rFonts w:eastAsia="Nunito" w:cs="Nunito"/>
         </w:rPr>
-        <w:t>) without double execution, and a failed instance does not stop the jobs as long as one instance with the scheduler is running. Advisory locks are released automatically if the holding connection or instance dies.</w:t>
+        <w:t>) without double execution, and the jobs keep running as long as one instance with the scheduler is up. Advisory locks are released automatically when the holding connection or instance dies. Every instance reads the cron expressions in the business time zone (Asia/Manila) and reloads the schedules within 30 seconds of a change made through any instance.</w:t>
       </w:r>
     </w:p>
     <w:p>
@@ -3215,7 +3304,7 @@
         <w:pStyle w:val="Heading2"/>
         <w:rPr/>
       </w:pPr>
-      <w:bookmarkStart w:id="7" w:name="__RefHeading___Toc15571_3826153650"/>
+      <w:bookmarkStart w:id="7" w:name="__RefHeading___Toc12181_4084622315"/>
       <w:bookmarkEnd w:id="7"/>
       <w:r>
         <w:rPr>
@@ -3352,7 +3441,7 @@
                 <w:rFonts w:eastAsia="Nunito" w:cs="Nunito"/>
                 <w:sz w:val="17"/>
               </w:rPr>
-              <w:t>Multi-table operations (quotation to policy with bill, journals, collection item and commission; receipts and applications; vouchers; debit notes; remittance decisions) run in one database transaction (</w:t>
+              <w:t>Multi-table operations (policy issue with bill, co-insurance split, journals, collection item and commission; receipts and applications; vouchers; debit notes; remittance decisions; close runs) run in one database transaction (</w:t>
             </w:r>
             <w:r>
               <w:rPr>
@@ -3367,7 +3456,7 @@
                 <w:rFonts w:eastAsia="Nunito" w:cs="Nunito"/>
                 <w:sz w:val="17"/>
               </w:rPr>
-              <w:t>); a failure rolls back everything, so a retry does not leave half-created documents.</w:t>
+              <w:t>). A failure rolls back everything, including the document number, so a retry does not leave half-created documents.</w:t>
             </w:r>
           </w:p>
         </w:tc>
@@ -3437,7 +3526,7 @@
                 <w:rFonts w:eastAsia="Nunito" w:cs="Nunito"/>
                 <w:sz w:val="17"/>
               </w:rPr>
-              <w:t xml:space="preserve"> where a double action would be harmful (for example converting a quotation: a second concurrent request fails with "converted by another request"); unique indexes prevent duplicates (one open renewal per policy, one pending approval per entity, one commission line per policy, referrer and chain position, unique document numbers).</w:t>
+              <w:t xml:space="preserve"> where a double action would do harm (converting a quotation, issuing a policy, taking a document number); unique indexes prevent duplicates (one open renewal per policy, one pending approval per entity, one active close run per period, one lead co-insurer, unique document numbers, one bank statement per file hash).</w:t>
             </w:r>
           </w:p>
         </w:tc>
@@ -3466,7 +3555,7 @@
                 <w:rFonts w:eastAsia="Nunito" w:cs="Nunito"/>
                 <w:sz w:val="17"/>
               </w:rPr>
-              <w:t>Client retries</w:t>
+              <w:t>Reruns</w:t>
             </w:r>
           </w:p>
         </w:tc>
@@ -3490,7 +3579,7 @@
                 <w:rFonts w:eastAsia="Nunito" w:cs="Nunito"/>
                 <w:sz w:val="17"/>
               </w:rPr>
-              <w:t>The front end retries a request once after refreshing an expired access token. Other failed requests are not retried automatically; the user repeats the action. POST requests do not carry idempotency keys, so a timed-out save that actually succeeded can be repeated by the user; the uniqueness rules above prevent the most harmful duplicates.</w:t>
+              <w:t>A month-end close run executed again first reverses its own earlier journals; the go-live opening balance load for the same date replaces the earlier load.</w:t>
             </w:r>
           </w:p>
         </w:tc>
@@ -3520,7 +3609,7 @@
                 <w:rFonts w:eastAsia="Nunito" w:cs="Nunito"/>
                 <w:sz w:val="17"/>
               </w:rPr>
-              <w:t>E-mail</w:t>
+              <w:t>Client retries</w:t>
             </w:r>
           </w:p>
         </w:tc>
@@ -3545,7 +3634,7 @@
                 <w:rFonts w:eastAsia="Nunito" w:cs="Nunito"/>
                 <w:sz w:val="17"/>
               </w:rPr>
-              <w:t>Queued in the database and sent by the outbox job with up to 5 attempts; an SMTP outage delays e-mail but does not fail business transactions.</w:t>
+              <w:t>The front end retries a request once after refreshing an expired access token. Other failed requests are not retried automatically; the user repeats the action. POST requests carry no idempotency keys, so a save that timed out but succeeded can be repeated by the user; the uniqueness rules above prevent the most harmful duplicates.</w:t>
             </w:r>
           </w:p>
         </w:tc>
@@ -3574,7 +3663,7 @@
                 <w:rFonts w:eastAsia="Nunito" w:cs="Nunito"/>
                 <w:sz w:val="17"/>
               </w:rPr>
-              <w:t>Renewal notice queue</w:t>
+              <w:t>E-mail</w:t>
             </w:r>
           </w:p>
         </w:tc>
@@ -3595,33 +3684,10 @@
             </w:pPr>
             <w:r>
               <w:rPr>
-                <w:rFonts w:eastAsia="Liberation Mono" w:cs="Liberation Mono" w:ascii="Liberation Mono" w:hAnsi="Liberation Mono"/>
-                <w:color w:val="0B3D7A"/>
-                <w:sz w:val="15"/>
-              </w:rPr>
-              <w:t>job_queue</w:t>
-            </w:r>
-            <w:r>
-              <w:rPr>
                 <w:rFonts w:eastAsia="Nunito" w:cs="Nunito"/>
                 <w:sz w:val="17"/>
               </w:rPr>
-              <w:t xml:space="preserve"> items are retried by the </w:t>
-            </w:r>
-            <w:r>
-              <w:rPr>
-                <w:rFonts w:eastAsia="Liberation Mono" w:cs="Liberation Mono" w:ascii="Liberation Mono" w:hAnsi="Liberation Mono"/>
-                <w:color w:val="0B3D7A"/>
-                <w:sz w:val="15"/>
-              </w:rPr>
-              <w:t>renewal-queue</w:t>
-            </w:r>
-            <w:r>
-              <w:rPr>
-                <w:rFonts w:eastAsia="Nunito" w:cs="Nunito"/>
-                <w:sz w:val="17"/>
-              </w:rPr>
-              <w:t xml:space="preserve"> job; stale items are picked up again.</w:t>
+              <w:t>Queued in the database and sent by the outbox job with up to 5 attempts; an SMTP outage delays e-mail but does not fail a business transaction.</w:t>
             </w:r>
           </w:p>
         </w:tc>
@@ -3651,6 +3717,83 @@
                 <w:rFonts w:eastAsia="Nunito" w:cs="Nunito"/>
                 <w:sz w:val="17"/>
               </w:rPr>
+              <w:t>Renewal notice queue</w:t>
+            </w:r>
+          </w:p>
+        </w:tc>
+        <w:tc>
+          <w:tcPr>
+            <w:tcW w:w="6938" w:type="dxa"/>
+            <w:tcBorders>
+              <w:top w:val="single" w:sz="4" w:space="0" w:color="C9D6E3"/>
+              <w:left w:val="single" w:sz="4" w:space="0" w:color="C9D6E3"/>
+              <w:bottom w:val="single" w:sz="4" w:space="0" w:color="C9D6E3"/>
+              <w:right w:val="single" w:sz="4" w:space="0" w:color="C9D6E3"/>
+            </w:tcBorders>
+            <w:shd w:color="auto" w:fill="F3F9FE" w:val="clear"/>
+          </w:tcPr>
+          <w:p>
+            <w:pPr>
+              <w:pStyle w:val="TableText"/>
+              <w:rPr/>
+            </w:pPr>
+            <w:r>
+              <w:rPr>
+                <w:rFonts w:eastAsia="Liberation Mono" w:cs="Liberation Mono" w:ascii="Liberation Mono" w:hAnsi="Liberation Mono"/>
+                <w:color w:val="0B3D7A"/>
+                <w:sz w:val="15"/>
+              </w:rPr>
+              <w:t>job_queue</w:t>
+            </w:r>
+            <w:r>
+              <w:rPr>
+                <w:rFonts w:eastAsia="Nunito" w:cs="Nunito"/>
+                <w:sz w:val="17"/>
+              </w:rPr>
+              <w:t xml:space="preserve"> items are retried by the </w:t>
+            </w:r>
+            <w:r>
+              <w:rPr>
+                <w:rFonts w:eastAsia="Liberation Mono" w:cs="Liberation Mono" w:ascii="Liberation Mono" w:hAnsi="Liberation Mono"/>
+                <w:color w:val="0B3D7A"/>
+                <w:sz w:val="15"/>
+              </w:rPr>
+              <w:t>renewal-queue</w:t>
+            </w:r>
+            <w:r>
+              <w:rPr>
+                <w:rFonts w:eastAsia="Nunito" w:cs="Nunito"/>
+                <w:sz w:val="17"/>
+              </w:rPr>
+              <w:t xml:space="preserve"> job; stale items are picked up again.</w:t>
+            </w:r>
+          </w:p>
+        </w:tc>
+      </w:tr>
+      <w:tr>
+        <w:trPr>
+          <w:cantSplit w:val="true"/>
+        </w:trPr>
+        <w:tc>
+          <w:tcPr>
+            <w:tcW w:w="2698" w:type="dxa"/>
+            <w:tcBorders>
+              <w:top w:val="single" w:sz="4" w:space="0" w:color="C9D6E3"/>
+              <w:left w:val="single" w:sz="4" w:space="0" w:color="C9D6E3"/>
+              <w:bottom w:val="single" w:sz="4" w:space="0" w:color="C9D6E3"/>
+              <w:right w:val="single" w:sz="4" w:space="0" w:color="C9D6E3"/>
+            </w:tcBorders>
+          </w:tcPr>
+          <w:p>
+            <w:pPr>
+              <w:pStyle w:val="TableText"/>
+              <w:rPr/>
+            </w:pPr>
+            <w:r>
+              <w:rPr>
+                <w:rFonts w:eastAsia="Nunito" w:cs="Nunito"/>
+                <w:sz w:val="17"/>
+              </w:rPr>
               <w:t>Database failover</w:t>
             </w:r>
           </w:p>
@@ -3664,7 +3807,6 @@
               <w:bottom w:val="single" w:sz="4" w:space="0" w:color="C9D6E3"/>
               <w:right w:val="single" w:sz="4" w:space="0" w:color="C9D6E3"/>
             </w:tcBorders>
-            <w:shd w:color="auto" w:fill="F3F9FE" w:val="clear"/>
           </w:tcPr>
           <w:p>
             <w:pPr>
@@ -3676,7 +3818,7 @@
                 <w:rFonts w:eastAsia="Nunito" w:cs="Nunito"/>
                 <w:sz w:val="17"/>
               </w:rPr>
-              <w:t>During an RDS Multi-AZ failover (typically 60 to 120 s) open connections fail; requests in that window return 500 or 503 and the pool reconnects automatically afterwards. Readiness answers 503 while the database is unreachable, but the liveness probe keeps the tasks running.</w:t>
+              <w:t>During an RDS Multi-AZ failover (typically 60 to 120 s) open connections fail; requests in that window return 500 or 503 and the pool reconnects afterwards. Readiness answers 503 while the database is unreachable, but the liveness probe keeps the containers running.</w:t>
             </w:r>
           </w:p>
         </w:tc>
@@ -3703,7 +3845,7 @@
         </w:pBdr>
         <w:rPr/>
       </w:pPr>
-      <w:bookmarkStart w:id="8" w:name="__RefHeading___Toc15573_3826153650"/>
+      <w:bookmarkStart w:id="8" w:name="__RefHeading___Toc12183_4084622315"/>
       <w:bookmarkEnd w:id="8"/>
       <w:r>
         <w:rPr>
@@ -3942,7 +4084,7 @@
                 <w:rFonts w:eastAsia="Nunito" w:cs="Nunito"/>
                 <w:sz w:val="17"/>
               </w:rPr>
-              <w:t>Route 53, CloudFront (global edge), optional WAF</w:t>
+              <w:t>DNS of the BrokerVerse URL, CloudFront (global edge), optional WAF</w:t>
             </w:r>
           </w:p>
         </w:tc>
@@ -4021,7 +4163,7 @@
                 <w:rFonts w:eastAsia="Nunito" w:cs="Nunito"/>
                 <w:sz w:val="17"/>
               </w:rPr>
-              <w:t>S3 (regional, stores objects across AZs) with versioning</w:t>
+              <w:t>S3 (regional, stores objects across Availability Zones) with versioning</w:t>
             </w:r>
           </w:p>
         </w:tc>
@@ -4046,7 +4188,7 @@
                 <w:rFonts w:eastAsia="Nunito" w:cs="Nunito"/>
                 <w:sz w:val="17"/>
               </w:rPr>
-              <w:t>The SPA remains available during API outages (screens show errors until the API returns)</w:t>
+              <w:t>The SPA stays available during API outages; screens show errors until the API returns</w:t>
             </w:r>
           </w:p>
         </w:tc>
@@ -4099,7 +4241,7 @@
                 <w:rFonts w:eastAsia="Nunito" w:cs="Nunito"/>
                 <w:sz w:val="17"/>
               </w:rPr>
-              <w:t>ALB across two AZs</w:t>
+              <w:t>Application Load Balancer across two Availability Zones</w:t>
             </w:r>
           </w:p>
         </w:tc>
@@ -4193,7 +4335,7 @@
                 <w:rFonts w:eastAsia="Nunito" w:cs="Nunito"/>
                 <w:sz w:val="17"/>
               </w:rPr>
-              <w:t>ECS service with at least two tasks spread over two AZs; rolling deployment with minimum healthy 100 %, maximum 200 %</w:t>
+              <w:t>At least two containers spread over two Availability Zones; rolling deployment with minimum healthy 100%, maximum 200%</w:t>
             </w:r>
           </w:p>
         </w:tc>
@@ -4218,7 +4360,7 @@
                 <w:rFonts w:eastAsia="Nunito" w:cs="Nunito"/>
                 <w:sz w:val="17"/>
               </w:rPr>
-              <w:t>A failed task is replaced automatically (liveness); a failed AZ leaves the tasks of the other AZ serving, the service scheduler starts replacements there</w:t>
+              <w:t>A failed container is replaced automatically (liveness); if a zone fails, the containers in the other zone keep serving and replacements start there</w:t>
             </w:r>
           </w:p>
         </w:tc>
@@ -4295,7 +4437,7 @@
                 <w:rFonts w:eastAsia="Nunito" w:cs="Nunito"/>
                 <w:sz w:val="17"/>
               </w:rPr>
-              <w:t>Automatic failover to the standby in the other AZ, same endpoint name; applications reconnect</w:t>
+              <w:t>Automatic failover to the standby in the other zone, same endpoint name; the application reconnects</w:t>
             </w:r>
           </w:p>
         </w:tc>
@@ -4350,7 +4492,7 @@
                 <w:rFonts w:eastAsia="Nunito" w:cs="Nunito"/>
                 <w:sz w:val="17"/>
               </w:rPr>
-              <w:t>EFS (regional storage class, mount targets in each AZ)</w:t>
+              <w:t>EFS (regional storage class, mount targets in each zone)</w:t>
             </w:r>
           </w:p>
         </w:tc>
@@ -4375,7 +4517,7 @@
                 <w:rFonts w:eastAsia="Nunito" w:cs="Nunito"/>
                 <w:sz w:val="17"/>
               </w:rPr>
-              <w:t>Files remain available from the other AZ</w:t>
+              <w:t>Files remain available from the other zone</w:t>
             </w:r>
           </w:p>
         </w:tc>
@@ -4428,7 +4570,7 @@
                 <w:rFonts w:eastAsia="Nunito" w:cs="Nunito"/>
                 <w:sz w:val="17"/>
               </w:rPr>
-              <w:t>Secrets Manager / SSM (regional)</w:t>
+              <w:t>Secrets Manager or SSM (regional)</w:t>
             </w:r>
           </w:p>
         </w:tc>
@@ -4452,7 +4594,7 @@
                 <w:rFonts w:eastAsia="Nunito" w:cs="Nunito"/>
                 <w:sz w:val="17"/>
               </w:rPr>
-              <w:t>Read at task start</w:t>
+              <w:t>Read at container start</w:t>
             </w:r>
           </w:p>
         </w:tc>
@@ -4507,7 +4649,7 @@
                 <w:rFonts w:eastAsia="Nunito" w:cs="Nunito"/>
                 <w:sz w:val="17"/>
               </w:rPr>
-              <w:t>SMTP relay (for example SES)</w:t>
+              <w:t>Office 365</w:t>
             </w:r>
           </w:p>
         </w:tc>
@@ -4532,7 +4674,7 @@
                 <w:rFonts w:eastAsia="Nunito" w:cs="Nunito"/>
                 <w:sz w:val="17"/>
               </w:rPr>
-              <w:t>Outbox retries; e-mail delayed, not lost</w:t>
+              <w:t>Outbox retries; e-mail is delayed, not lost</w:t>
             </w:r>
           </w:p>
         </w:tc>
@@ -4559,7 +4701,7 @@
         </w:pBdr>
         <w:rPr/>
       </w:pPr>
-      <w:bookmarkStart w:id="9" w:name="__RefHeading___Toc15575_3826153650"/>
+      <w:bookmarkStart w:id="9" w:name="__RefHeading___Toc12185_4084622315"/>
       <w:bookmarkEnd w:id="9"/>
       <w:r>
         <w:rPr>
@@ -4644,7 +4786,7 @@
                 <w:color w:val="FFFFFF"/>
                 <w:sz w:val="17"/>
               </w:rPr>
-              <w:t>Current state (baseline)</w:t>
+              <w:t>In the baseline</w:t>
             </w:r>
           </w:p>
         </w:tc>
@@ -4725,7 +4867,7 @@
                 <w:rFonts w:eastAsia="Nunito" w:cs="Nunito"/>
                 <w:sz w:val="17"/>
               </w:rPr>
-              <w:t>One PostgreSQL instance (Docker volume or Render basic plan)</w:t>
+              <w:t>One PostgreSQL instance unless Multi-AZ is chosen</w:t>
             </w:r>
           </w:p>
         </w:tc>
@@ -4749,7 +4891,7 @@
                 <w:rFonts w:eastAsia="Nunito" w:cs="Nunito"/>
                 <w:sz w:val="17"/>
               </w:rPr>
-              <w:t>RDS Multi-AZ in production; PITR and snapshots (document 09)</w:t>
+              <w:t>RDS Multi-AZ in production; point-in-time recovery and snapshots (document 09)</w:t>
             </w:r>
           </w:p>
         </w:tc>
@@ -4804,7 +4946,7 @@
                 <w:rFonts w:eastAsia="Nunito" w:cs="Nunito"/>
                 <w:sz w:val="17"/>
               </w:rPr>
-              <w:t>Local directory / Docker volume / Render 1 GB disk on one instance</w:t>
+              <w:t>A persistent volume mounted into the container; a local volume serves one instance only</w:t>
             </w:r>
           </w:p>
         </w:tc>
@@ -4829,7 +4971,7 @@
                 <w:rFonts w:eastAsia="Nunito" w:cs="Nunito"/>
                 <w:sz w:val="17"/>
               </w:rPr>
-              <w:t>EFS mounted by all tasks; AWS Backup</w:t>
+              <w:t>EFS mounted by all instances; AWS Backup</w:t>
             </w:r>
           </w:p>
         </w:tc>
@@ -4882,7 +5024,7 @@
                 <w:rFonts w:eastAsia="Nunito" w:cs="Nunito"/>
                 <w:sz w:val="17"/>
               </w:rPr>
-              <w:t>Compose and Render run one API container</w:t>
+              <w:t>The checklist starts with one instance; Docker Compose runs one</w:t>
             </w:r>
           </w:p>
         </w:tc>
@@ -4906,7 +5048,7 @@
                 <w:rFonts w:eastAsia="Nunito" w:cs="Nunito"/>
                 <w:sz w:val="17"/>
               </w:rPr>
-              <w:t>At least two ECS tasks in two AZs</w:t>
+              <w:t>At least two instances in two zones once the first start has applied the migrations</w:t>
             </w:r>
           </w:p>
         </w:tc>
@@ -4961,7 +5103,7 @@
                 <w:rFonts w:eastAsia="Nunito" w:cs="Nunito"/>
                 <w:sz w:val="17"/>
               </w:rPr>
-              <w:t>A failed migration stops every starting instance (no rollback of the release)</w:t>
+              <w:t>A failed migration stops every starting instance; the release is not rolled back automatically</w:t>
             </w:r>
           </w:p>
         </w:tc>
@@ -4986,7 +5128,7 @@
                 <w:rFonts w:eastAsia="Nunito" w:cs="Nunito"/>
                 <w:sz w:val="17"/>
               </w:rPr>
-              <w:t>Deploy migrations with one task first; test migrations on a UAT copy of production; keep the previous image and a pre-deployment snapshot for rollback</w:t>
+              <w:t>Run one instance first for releases with migrations; test migrations on a UAT copy of production; keep the previous image and a pre-deployment snapshot for rollback</w:t>
             </w:r>
           </w:p>
         </w:tc>
@@ -5036,6 +5178,13 @@
             </w:pPr>
             <w:r>
               <w:rPr>
+                <w:rFonts w:eastAsia="Nunito" w:cs="Nunito"/>
+                <w:sz w:val="17"/>
+              </w:rPr>
+              <w:t xml:space="preserve">Losing </w:t>
+            </w:r>
+            <w:r>
+              <w:rPr>
                 <w:rFonts w:eastAsia="Liberation Mono" w:cs="Liberation Mono" w:ascii="Liberation Mono" w:hAnsi="Liberation Mono"/>
                 <w:color w:val="0B3D7A"/>
                 <w:sz w:val="15"/>
@@ -5047,7 +5196,7 @@
                 <w:rFonts w:eastAsia="Nunito" w:cs="Nunito"/>
                 <w:sz w:val="17"/>
               </w:rPr>
-              <w:t xml:space="preserve"> loss makes two-factor secrets unreadable; </w:t>
+              <w:t xml:space="preserve"> makes two-factor secrets unreadable; changing </w:t>
             </w:r>
             <w:r>
               <w:rPr>
@@ -5062,7 +5211,7 @@
                 <w:rFonts w:eastAsia="Nunito" w:cs="Nunito"/>
                 <w:sz w:val="17"/>
               </w:rPr>
-              <w:t xml:space="preserve"> change signs everyone out</w:t>
+              <w:t xml:space="preserve"> signs everyone out</w:t>
             </w:r>
           </w:p>
         </w:tc>
@@ -5086,7 +5235,7 @@
                 <w:rFonts w:eastAsia="Nunito" w:cs="Nunito"/>
                 <w:sz w:val="17"/>
               </w:rPr>
-              <w:t>Secrets Manager with versioning; sealed escrow copy (document 09)</w:t>
+              <w:t>Secret store with versioning; sealed copy of the keys kept with the backups (document 09)</w:t>
             </w:r>
           </w:p>
         </w:tc>
@@ -5166,7 +5315,7 @@
                 <w:rFonts w:eastAsia="Nunito" w:cs="Nunito"/>
                 <w:sz w:val="17"/>
               </w:rPr>
-              <w:t>Cross-region snapshot and EFS backup copies; documented regional recovery (document 08)</w:t>
+              <w:t>Cross-region snapshot and file backup copies; documented regional recovery (document 08)</w:t>
             </w:r>
           </w:p>
         </w:tc>
@@ -5195,7 +5344,7 @@
                 <w:rFonts w:eastAsia="Nunito" w:cs="Nunito"/>
                 <w:sz w:val="17"/>
               </w:rPr>
-              <w:t>SMTP provider</w:t>
+              <w:t>E-mail provider</w:t>
             </w:r>
           </w:p>
         </w:tc>
@@ -5219,7 +5368,7 @@
                 <w:rFonts w:eastAsia="Nunito" w:cs="Nunito"/>
                 <w:sz w:val="17"/>
               </w:rPr>
-              <w:t xml:space="preserve">One </w:t>
+              <w:t xml:space="preserve">One Office 365 mailbox in </w:t>
             </w:r>
             <w:r>
               <w:rPr>
@@ -5251,7 +5400,7 @@
                 <w:rFonts w:eastAsia="Nunito" w:cs="Nunito"/>
                 <w:sz w:val="17"/>
               </w:rPr>
-              <w:t xml:space="preserve">Outbox retries; a second provider can be configured by changing </w:t>
+              <w:t xml:space="preserve">Outbox retries; another provider can be set by changing </w:t>
             </w:r>
             <w:r>
               <w:rPr>
@@ -5260,6 +5409,13 @@
                 <w:sz w:val="15"/>
               </w:rPr>
               <w:t>SMTP_URL</w:t>
+            </w:r>
+            <w:r>
+              <w:rPr>
+                <w:rFonts w:eastAsia="Nunito" w:cs="Nunito"/>
+                <w:sz w:val="17"/>
+              </w:rPr>
+              <w:t xml:space="preserve"> and the sender setting</w:t>
             </w:r>
           </w:p>
         </w:tc>
@@ -5289,7 +5445,7 @@
                 <w:rFonts w:eastAsia="Nunito" w:cs="Nunito"/>
                 <w:sz w:val="17"/>
               </w:rPr>
-              <w:t>CloudFront / S3 pipeline</w:t>
+              <w:t>Front-end pipeline</w:t>
             </w:r>
           </w:p>
         </w:tc>
@@ -5339,7 +5495,7 @@
                 <w:rFonts w:eastAsia="Nunito" w:cs="Nunito"/>
                 <w:sz w:val="17"/>
               </w:rPr>
-              <w:t>S3 versioning enables rollback to the previous build; the workflow can be re-run on a previous commit</w:t>
+              <w:t>S3 versioning allows a rollback to the previous build; the workflow can be re-run on a previous commit</w:t>
             </w:r>
           </w:p>
         </w:tc>
@@ -5366,7 +5522,7 @@
         </w:pBdr>
         <w:rPr/>
       </w:pPr>
-      <w:bookmarkStart w:id="10" w:name="__RefHeading___Toc15577_3826153650"/>
+      <w:bookmarkStart w:id="10" w:name="__RefHeading___Toc12187_4084622315"/>
       <w:bookmarkEnd w:id="10"/>
       <w:r>
         <w:rPr>
@@ -5503,7 +5659,7 @@
                 <w:rFonts w:eastAsia="Nunito" w:cs="Nunito"/>
                 <w:sz w:val="17"/>
               </w:rPr>
-              <w:t>Sign-in and API rate limits are kept in memory per process. With N instances the effective limit is N times the configured value, and counters reset when an instance restarts. Recommended: move the counters to a shared store (PostgreSQL or ElastiCache Redis) or enforce limits in AWS WAF rate-based rules.</w:t>
+              <w:t>Sign-in and API rate limits are kept in memory per process. With N instances the effective limit is N times the configured value, and counters reset when an instance restarts. Recommended: move the counters to a shared store (PostgreSQL or ElastiCache Redis) or enforce limits with AWS WAF rate-based rules.</w:t>
             </w:r>
           </w:p>
         </w:tc>
@@ -5533,7 +5689,7 @@
                 <w:rFonts w:eastAsia="Nunito" w:cs="Nunito"/>
                 <w:sz w:val="17"/>
               </w:rPr>
-              <w:t>Per-instance settings cache</w:t>
+              <w:t>Long-running requests</w:t>
             </w:r>
           </w:p>
         </w:tc>
@@ -5558,22 +5714,7 @@
                 <w:rFonts w:eastAsia="Nunito" w:cs="Nunito"/>
                 <w:sz w:val="17"/>
               </w:rPr>
-              <w:t xml:space="preserve">A configuration change is seen by other instances only after restart (document 05). Recommended: cache time-to-live or invalidation by </w:t>
-            </w:r>
-            <w:r>
-              <w:rPr>
-                <w:rFonts w:eastAsia="Liberation Mono" w:cs="Liberation Mono" w:ascii="Liberation Mono" w:hAnsi="Liberation Mono"/>
-                <w:color w:val="0B3D7A"/>
-                <w:sz w:val="15"/>
-              </w:rPr>
-              <w:t>LISTEN / NOTIFY</w:t>
-            </w:r>
-            <w:r>
-              <w:rPr>
-                <w:rFonts w:eastAsia="Nunito" w:cs="Nunito"/>
-                <w:sz w:val="17"/>
-              </w:rPr>
-              <w:t>; until then restart all tasks after configuration changes (a rolling restart has no downtime).</w:t>
+              <w:t>Large report files, bulk prints and imports run inside the web request on the event loop; meanwhile the instance serves other requests slowly (document 06).</w:t>
             </w:r>
           </w:p>
         </w:tc>
@@ -5602,7 +5743,7 @@
                 <w:rFonts w:eastAsia="Nunito" w:cs="Nunito"/>
                 <w:sz w:val="17"/>
               </w:rPr>
-              <w:t>Schedule changes</w:t>
+              <w:t>Local file storage API</w:t>
             </w:r>
           </w:p>
         </w:tc>
@@ -5626,7 +5767,7 @@
                 <w:rFonts w:eastAsia="Nunito" w:cs="Nunito"/>
                 <w:sz w:val="17"/>
               </w:rPr>
-              <w:t>Editing a scheduled job reloads the cron tasks only on the instance that handled the request. Recommended: restart the tasks or reload schedules periodically.</w:t>
+              <w:t>Files are on a shared file system, not in S3; EFS gives multi-zone durability. Replacing the storage functions with S3 would remove the file system dependency (later change).</w:t>
             </w:r>
           </w:p>
         </w:tc>
@@ -5656,7 +5797,7 @@
                 <w:rFonts w:eastAsia="Nunito" w:cs="Nunito"/>
                 <w:sz w:val="17"/>
               </w:rPr>
-              <w:t>Scheduler time zone</w:t>
+              <w:t>No automatic retry of failed jobs</w:t>
             </w:r>
           </w:p>
         </w:tc>
@@ -5681,60 +5822,7 @@
                 <w:rFonts w:eastAsia="Nunito" w:cs="Nunito"/>
                 <w:sz w:val="17"/>
               </w:rPr>
-              <w:t>Cron expressions are evaluated in UTC (container time zone), see document 01.</w:t>
-            </w:r>
-          </w:p>
-        </w:tc>
-      </w:tr>
-      <w:tr>
-        <w:trPr>
-          <w:cantSplit w:val="true"/>
-        </w:trPr>
-        <w:tc>
-          <w:tcPr>
-            <w:tcW w:w="2698" w:type="dxa"/>
-            <w:tcBorders>
-              <w:top w:val="single" w:sz="4" w:space="0" w:color="C9D6E3"/>
-              <w:left w:val="single" w:sz="4" w:space="0" w:color="C9D6E3"/>
-              <w:bottom w:val="single" w:sz="4" w:space="0" w:color="C9D6E3"/>
-              <w:right w:val="single" w:sz="4" w:space="0" w:color="C9D6E3"/>
-            </w:tcBorders>
-          </w:tcPr>
-          <w:p>
-            <w:pPr>
-              <w:pStyle w:val="TableText"/>
-              <w:rPr/>
-            </w:pPr>
-            <w:r>
-              <w:rPr>
-                <w:rFonts w:eastAsia="Nunito" w:cs="Nunito"/>
-                <w:sz w:val="17"/>
-              </w:rPr>
-              <w:t>Concurrent migrations</w:t>
-            </w:r>
-          </w:p>
-        </w:tc>
-        <w:tc>
-          <w:tcPr>
-            <w:tcW w:w="6938" w:type="dxa"/>
-            <w:tcBorders>
-              <w:top w:val="single" w:sz="4" w:space="0" w:color="C9D6E3"/>
-              <w:left w:val="single" w:sz="4" w:space="0" w:color="C9D6E3"/>
-              <w:bottom w:val="single" w:sz="4" w:space="0" w:color="C9D6E3"/>
-              <w:right w:val="single" w:sz="4" w:space="0" w:color="C9D6E3"/>
-            </w:tcBorders>
-          </w:tcPr>
-          <w:p>
-            <w:pPr>
-              <w:pStyle w:val="TableText"/>
-              <w:rPr/>
-            </w:pPr>
-            <w:r>
-              <w:rPr>
-                <w:rFonts w:eastAsia="Nunito" w:cs="Nunito"/>
-                <w:sz w:val="17"/>
-              </w:rPr>
-              <w:t xml:space="preserve">Two instances starting together with a pending migration may both try to apply it; one fails and restarts. Recommended: advisory lock around </w:t>
+              <w:t>A failed job run is recorded (</w:t>
             </w:r>
             <w:r>
               <w:rPr>
@@ -5742,192 +5830,14 @@
                 <w:color w:val="0B3D7A"/>
                 <w:sz w:val="15"/>
               </w:rPr>
-              <w:t>migrate()</w:t>
+              <w:t>job_runs.status = failed</w:t>
             </w:r>
             <w:r>
               <w:rPr>
                 <w:rFonts w:eastAsia="Nunito" w:cs="Nunito"/>
                 <w:sz w:val="17"/>
               </w:rPr>
-              <w:t xml:space="preserve"> or single-task deployments of schema changes.</w:t>
-            </w:r>
-          </w:p>
-        </w:tc>
-      </w:tr>
-      <w:tr>
-        <w:trPr>
-          <w:cantSplit w:val="true"/>
-        </w:trPr>
-        <w:tc>
-          <w:tcPr>
-            <w:tcW w:w="2698" w:type="dxa"/>
-            <w:tcBorders>
-              <w:top w:val="single" w:sz="4" w:space="0" w:color="C9D6E3"/>
-              <w:left w:val="single" w:sz="4" w:space="0" w:color="C9D6E3"/>
-              <w:bottom w:val="single" w:sz="4" w:space="0" w:color="C9D6E3"/>
-              <w:right w:val="single" w:sz="4" w:space="0" w:color="C9D6E3"/>
-            </w:tcBorders>
-            <w:shd w:color="auto" w:fill="F3F9FE" w:val="clear"/>
-          </w:tcPr>
-          <w:p>
-            <w:pPr>
-              <w:pStyle w:val="TableText"/>
-              <w:rPr/>
-            </w:pPr>
-            <w:r>
-              <w:rPr>
-                <w:rFonts w:eastAsia="Nunito" w:cs="Nunito"/>
-                <w:sz w:val="17"/>
-              </w:rPr>
-              <w:t>Long-running requests</w:t>
-            </w:r>
-          </w:p>
-        </w:tc>
-        <w:tc>
-          <w:tcPr>
-            <w:tcW w:w="6938" w:type="dxa"/>
-            <w:tcBorders>
-              <w:top w:val="single" w:sz="4" w:space="0" w:color="C9D6E3"/>
-              <w:left w:val="single" w:sz="4" w:space="0" w:color="C9D6E3"/>
-              <w:bottom w:val="single" w:sz="4" w:space="0" w:color="C9D6E3"/>
-              <w:right w:val="single" w:sz="4" w:space="0" w:color="C9D6E3"/>
-            </w:tcBorders>
-            <w:shd w:color="auto" w:fill="F3F9FE" w:val="clear"/>
-          </w:tcPr>
-          <w:p>
-            <w:pPr>
-              <w:pStyle w:val="TableText"/>
-              <w:rPr/>
-            </w:pPr>
-            <w:r>
-              <w:rPr>
-                <w:rFonts w:eastAsia="Nunito" w:cs="Nunito"/>
-                <w:sz w:val="17"/>
-              </w:rPr>
-              <w:t>Large report files and imports run inside the web request on the event loop; during that time the instance serves other requests slowly (document 06).</w:t>
-            </w:r>
-          </w:p>
-        </w:tc>
-      </w:tr>
-      <w:tr>
-        <w:trPr>
-          <w:cantSplit w:val="true"/>
-        </w:trPr>
-        <w:tc>
-          <w:tcPr>
-            <w:tcW w:w="2698" w:type="dxa"/>
-            <w:tcBorders>
-              <w:top w:val="single" w:sz="4" w:space="0" w:color="C9D6E3"/>
-              <w:left w:val="single" w:sz="4" w:space="0" w:color="C9D6E3"/>
-              <w:bottom w:val="single" w:sz="4" w:space="0" w:color="C9D6E3"/>
-              <w:right w:val="single" w:sz="4" w:space="0" w:color="C9D6E3"/>
-            </w:tcBorders>
-          </w:tcPr>
-          <w:p>
-            <w:pPr>
-              <w:pStyle w:val="TableText"/>
-              <w:rPr/>
-            </w:pPr>
-            <w:r>
-              <w:rPr>
-                <w:rFonts w:eastAsia="Nunito" w:cs="Nunito"/>
-                <w:sz w:val="17"/>
-              </w:rPr>
-              <w:t>Local file storage API</w:t>
-            </w:r>
-          </w:p>
-        </w:tc>
-        <w:tc>
-          <w:tcPr>
-            <w:tcW w:w="6938" w:type="dxa"/>
-            <w:tcBorders>
-              <w:top w:val="single" w:sz="4" w:space="0" w:color="C9D6E3"/>
-              <w:left w:val="single" w:sz="4" w:space="0" w:color="C9D6E3"/>
-              <w:bottom w:val="single" w:sz="4" w:space="0" w:color="C9D6E3"/>
-              <w:right w:val="single" w:sz="4" w:space="0" w:color="C9D6E3"/>
-            </w:tcBorders>
-          </w:tcPr>
-          <w:p>
-            <w:pPr>
-              <w:pStyle w:val="TableText"/>
-              <w:rPr/>
-            </w:pPr>
-            <w:r>
-              <w:rPr>
-                <w:rFonts w:eastAsia="Nunito" w:cs="Nunito"/>
-                <w:sz w:val="17"/>
-              </w:rPr>
-              <w:t>Files are on a shared file system rather than in S3; EFS gives multi-AZ durability. Replacing the storage functions with S3 would remove the file system dependency (later change).</w:t>
-            </w:r>
-          </w:p>
-        </w:tc>
-      </w:tr>
-      <w:tr>
-        <w:trPr>
-          <w:cantSplit w:val="true"/>
-        </w:trPr>
-        <w:tc>
-          <w:tcPr>
-            <w:tcW w:w="2698" w:type="dxa"/>
-            <w:tcBorders>
-              <w:top w:val="single" w:sz="4" w:space="0" w:color="C9D6E3"/>
-              <w:left w:val="single" w:sz="4" w:space="0" w:color="C9D6E3"/>
-              <w:bottom w:val="single" w:sz="4" w:space="0" w:color="C9D6E3"/>
-              <w:right w:val="single" w:sz="4" w:space="0" w:color="C9D6E3"/>
-            </w:tcBorders>
-            <w:shd w:color="auto" w:fill="F3F9FE" w:val="clear"/>
-          </w:tcPr>
-          <w:p>
-            <w:pPr>
-              <w:pStyle w:val="TableText"/>
-              <w:rPr/>
-            </w:pPr>
-            <w:r>
-              <w:rPr>
-                <w:rFonts w:eastAsia="Nunito" w:cs="Nunito"/>
-                <w:sz w:val="17"/>
-              </w:rPr>
-              <w:t>No automatic retry of failed jobs</w:t>
-            </w:r>
-          </w:p>
-        </w:tc>
-        <w:tc>
-          <w:tcPr>
-            <w:tcW w:w="6938" w:type="dxa"/>
-            <w:tcBorders>
-              <w:top w:val="single" w:sz="4" w:space="0" w:color="C9D6E3"/>
-              <w:left w:val="single" w:sz="4" w:space="0" w:color="C9D6E3"/>
-              <w:bottom w:val="single" w:sz="4" w:space="0" w:color="C9D6E3"/>
-              <w:right w:val="single" w:sz="4" w:space="0" w:color="C9D6E3"/>
-            </w:tcBorders>
-            <w:shd w:color="auto" w:fill="F3F9FE" w:val="clear"/>
-          </w:tcPr>
-          <w:p>
-            <w:pPr>
-              <w:pStyle w:val="TableText"/>
-              <w:rPr/>
-            </w:pPr>
-            <w:r>
-              <w:rPr>
-                <w:rFonts w:eastAsia="Nunito" w:cs="Nunito"/>
-                <w:sz w:val="17"/>
-              </w:rPr>
-              <w:t>A failed job run is recorded (</w:t>
-            </w:r>
-            <w:r>
-              <w:rPr>
-                <w:rFonts w:eastAsia="Liberation Mono" w:cs="Liberation Mono" w:ascii="Liberation Mono" w:hAnsi="Liberation Mono"/>
-                <w:color w:val="0B3D7A"/>
-                <w:sz w:val="15"/>
-              </w:rPr>
-              <w:t>job_runs.status = failed</w:t>
-            </w:r>
-            <w:r>
-              <w:rPr>
-                <w:rFonts w:eastAsia="Nunito" w:cs="Nunito"/>
-                <w:sz w:val="17"/>
-              </w:rPr>
-              <w:t>) and runs again at its next schedule; no immediate retry and no alert (document 11).</w:t>
+              <w:t>) and logged at error level; it runs again at its next schedule. There is no immediate retry; alerting is set up from the log (document 11).</w:t>
             </w:r>
           </w:p>
         </w:tc>
@@ -5954,7 +5864,7 @@
         </w:pBdr>
         <w:rPr/>
       </w:pPr>
-      <w:bookmarkStart w:id="11" w:name="__RefHeading___Toc15579_3826153650"/>
+      <w:bookmarkStart w:id="11" w:name="__RefHeading___Toc12189_4084622315"/>
       <w:bookmarkEnd w:id="11"/>
       <w:r>
         <w:rPr>
@@ -5972,7 +5882,7 @@
         <w:rPr>
           <w:rFonts w:eastAsia="Nunito" w:cs="Nunito"/>
         </w:rPr>
-        <w:t xml:space="preserve">This document is one of eleven that together form the BrokerVerse Solution Architecture. They are maintained and issued together (source and build: </w:t>
+        <w:t xml:space="preserve">This document is one of eleven that together form the BrokerVerse OOTB Solution Architecture. They are maintained and issued together (source and build: </w:t>
       </w:r>
       <w:r>
         <w:rPr>
@@ -6993,7 +6903,7 @@
         </w:pBdr>
         <w:rPr/>
       </w:pPr>
-      <w:bookmarkStart w:id="12" w:name="__RefHeading___Toc15581_3826153650"/>
+      <w:bookmarkStart w:id="12" w:name="__RefHeading___Toc12191_4084622315"/>
       <w:bookmarkEnd w:id="12"/>
       <w:r>
         <w:rPr>
@@ -7142,7 +7052,7 @@
                 <w:rFonts w:eastAsia="Nunito" w:cs="Nunito"/>
                 <w:sz w:val="17"/>
               </w:rPr>
-              <w:t>PostgreSQL application-level lock (pg_try_advisory_lock) used by the scheduler so a job runs on one API instance at a time.</w:t>
+              <w:t>PostgreSQL application-level lock (pg_try_advisory_lock, pg_advisory_lock) used so a job runs on one API instance at a time and only one instance applies migrations.</w:t>
             </w:r>
           </w:p>
         </w:tc>
@@ -7172,7 +7082,7 @@
                 <w:rFonts w:eastAsia="Nunito" w:cs="Nunito"/>
                 <w:sz w:val="17"/>
               </w:rPr>
-              <w:t>ALB</w:t>
+              <w:t>API</w:t>
             </w:r>
           </w:p>
         </w:tc>
@@ -7197,7 +7107,7 @@
                 <w:rFonts w:eastAsia="Nunito" w:cs="Nunito"/>
                 <w:sz w:val="17"/>
               </w:rPr>
-              <w:t>Application Load Balancer (AWS): distributes HTTPS requests over the API containers and checks their health.</w:t>
+              <w:t>Application programming interface; here the BrokerVerse REST API under /api served by the Node.js backend.</w:t>
             </w:r>
           </w:p>
         </w:tc>
@@ -7226,7 +7136,7 @@
                 <w:rFonts w:eastAsia="Nunito" w:cs="Nunito"/>
                 <w:sz w:val="17"/>
               </w:rPr>
-              <w:t>API</w:t>
+              <w:t>AZ</w:t>
             </w:r>
           </w:p>
         </w:tc>
@@ -7250,7 +7160,7 @@
                 <w:rFonts w:eastAsia="Nunito" w:cs="Nunito"/>
                 <w:sz w:val="17"/>
               </w:rPr>
-              <w:t>Application programming interface; here the BrokerVerse REST API under /api served by the Node.js backend.</w:t>
+              <w:t>Availability Zone: an isolated data-centre group inside an AWS region.</w:t>
             </w:r>
           </w:p>
         </w:tc>
@@ -7280,7 +7190,7 @@
                 <w:rFonts w:eastAsia="Nunito" w:cs="Nunito"/>
                 <w:sz w:val="17"/>
               </w:rPr>
-              <w:t>AZ</w:t>
+              <w:t>CloudFront</w:t>
             </w:r>
           </w:p>
         </w:tc>
@@ -7305,7 +7215,7 @@
                 <w:rFonts w:eastAsia="Nunito" w:cs="Nunito"/>
                 <w:sz w:val="17"/>
               </w:rPr>
-              <w:t>Availability Zone: an isolated data-centre group inside an AWS region.</w:t>
+              <w:t>AWS content delivery network that serves the single-page application and can route /api to the backend.</w:t>
             </w:r>
           </w:p>
         </w:tc>
@@ -7334,7 +7244,7 @@
                 <w:rFonts w:eastAsia="Nunito" w:cs="Nunito"/>
                 <w:sz w:val="17"/>
               </w:rPr>
-              <w:t>CloudFront</w:t>
+              <w:t>Co-insurance</w:t>
             </w:r>
           </w:p>
         </w:tc>
@@ -7358,7 +7268,7 @@
                 <w:rFonts w:eastAsia="Nunito" w:cs="Nunito"/>
                 <w:sz w:val="17"/>
               </w:rPr>
-              <w:t>AWS content delivery network that serves the single-page application and can route /api to the backend.</w:t>
+              <w:t>Placement of one risk with several insurers, one of them the lead, each taking a share; premium, commission and claims are split by share.</w:t>
             </w:r>
           </w:p>
         </w:tc>
@@ -7442,7 +7352,7 @@
                 <w:rFonts w:eastAsia="Nunito" w:cs="Nunito"/>
                 <w:sz w:val="17"/>
               </w:rPr>
-              <w:t>ECS / Fargate</w:t>
+              <w:t>EFS</w:t>
             </w:r>
           </w:p>
         </w:tc>
@@ -7466,7 +7376,7 @@
                 <w:rFonts w:eastAsia="Nunito" w:cs="Nunito"/>
                 <w:sz w:val="17"/>
               </w:rPr>
-              <w:t>Elastic Container Service (AWS) and its serverless compute mode for running the API containers.</w:t>
+              <w:t>Elastic File System (AWS): shared, multi-AZ network file system proposed for the upload directory.</w:t>
             </w:r>
           </w:p>
         </w:tc>
@@ -7496,7 +7406,7 @@
                 <w:rFonts w:eastAsia="Nunito" w:cs="Nunito"/>
                 <w:sz w:val="17"/>
               </w:rPr>
-              <w:t>EFS</w:t>
+              <w:t>Housekeeping</w:t>
             </w:r>
           </w:p>
         </w:tc>
@@ -7521,7 +7431,7 @@
                 <w:rFonts w:eastAsia="Nunito" w:cs="Nunito"/>
                 <w:sz w:val="17"/>
               </w:rPr>
-              <w:t>Elastic File System (AWS): shared, multi-AZ network file system proposed for the upload directory.</w:t>
+              <w:t>Daily job that deletes operational rows (job runs, sent e-mails, sign-in history, expired tokens, read notifications) after the retention days in System Settings.</w:t>
             </w:r>
           </w:p>
         </w:tc>
@@ -7658,7 +7568,7 @@
                 <w:rFonts w:eastAsia="Nunito" w:cs="Nunito"/>
                 <w:sz w:val="17"/>
               </w:rPr>
-              <w:t>Multi-AZ</w:t>
+              <w:t>Month-end close</w:t>
             </w:r>
           </w:p>
         </w:tc>
@@ -7682,7 +7592,7 @@
                 <w:rFonts w:eastAsia="Nunito" w:cs="Nunito"/>
                 <w:sz w:val="17"/>
               </w:rPr>
-              <w:t>Deployment with a synchronous standby in a second Availability Zone and automatic failover (RDS).</w:t>
+              <w:t>Run (MEC-) that posts the accruals, recurring journals and valuations of a period, checks the checklist and, once approved, closes the period.</w:t>
             </w:r>
           </w:p>
         </w:tc>
@@ -7712,7 +7622,7 @@
                 <w:rFonts w:eastAsia="Nunito" w:cs="Nunito"/>
                 <w:sz w:val="17"/>
               </w:rPr>
-              <w:t>PITR</w:t>
+              <w:t>Multi-AZ</w:t>
             </w:r>
           </w:p>
         </w:tc>
@@ -7737,7 +7647,7 @@
                 <w:rFonts w:eastAsia="Nunito" w:cs="Nunito"/>
                 <w:sz w:val="17"/>
               </w:rPr>
-              <w:t>Point-in-time recovery: restoring a database to any second inside the backup retention window.</w:t>
+              <w:t>Deployment with a synchronous standby in a second Availability Zone and automatic failover (RDS).</w:t>
             </w:r>
           </w:p>
         </w:tc>
@@ -7766,7 +7676,7 @@
                 <w:rFonts w:eastAsia="Nunito" w:cs="Nunito"/>
                 <w:sz w:val="17"/>
               </w:rPr>
-              <w:t>RDS</w:t>
+              <w:t>Office 365</w:t>
             </w:r>
           </w:p>
         </w:tc>
@@ -7790,7 +7700,7 @@
                 <w:rFonts w:eastAsia="Nunito" w:cs="Nunito"/>
                 <w:sz w:val="17"/>
               </w:rPr>
-              <w:t>Amazon Relational Database Service, the managed PostgreSQL target.</w:t>
+              <w:t>Microsoft 365 mail service; BrokerVerse sends e-mail through smtp.office365.com with the mailbox in SMTP_URL.</w:t>
             </w:r>
           </w:p>
         </w:tc>
@@ -7820,7 +7730,7 @@
                 <w:rFonts w:eastAsia="Nunito" w:cs="Nunito"/>
                 <w:sz w:val="17"/>
               </w:rPr>
-              <w:t>Receivable / bill</w:t>
+              <w:t>RDS</w:t>
             </w:r>
           </w:p>
         </w:tc>
@@ -7845,7 +7755,7 @@
                 <w:rFonts w:eastAsia="Nunito" w:cs="Nunito"/>
                 <w:sz w:val="17"/>
               </w:rPr>
-              <w:t>Premium bill (INV-) raised when a policy, endorsement or renewal is issued.</w:t>
+              <w:t>Amazon Relational Database Service, the managed PostgreSQL target.</w:t>
             </w:r>
           </w:p>
         </w:tc>
@@ -7874,7 +7784,7 @@
                 <w:rFonts w:eastAsia="Nunito" w:cs="Nunito"/>
                 <w:sz w:val="17"/>
               </w:rPr>
-              <w:t>Remittance</w:t>
+              <w:t>Receivable / bill</w:t>
             </w:r>
           </w:p>
         </w:tc>
@@ -7898,7 +7808,7 @@
                 <w:rFonts w:eastAsia="Nunito" w:cs="Nunito"/>
                 <w:sz w:val="17"/>
               </w:rPr>
-              <w:t>Payment of collected premium, net of commission, from the broker to the insurer.</w:t>
+              <w:t>Premium bill (INV-) raised when a policy, endorsement or renewal is issued.</w:t>
             </w:r>
           </w:p>
         </w:tc>
@@ -7928,7 +7838,7 @@
                 <w:rFonts w:eastAsia="Nunito" w:cs="Nunito"/>
                 <w:sz w:val="17"/>
               </w:rPr>
-              <w:t>RPO</w:t>
+              <w:t>Remittance</w:t>
             </w:r>
           </w:p>
         </w:tc>
@@ -7953,7 +7863,7 @@
                 <w:rFonts w:eastAsia="Nunito" w:cs="Nunito"/>
                 <w:sz w:val="17"/>
               </w:rPr>
-              <w:t>Recovery point objective: the maximum acceptable data loss, measured in time.</w:t>
+              <w:t>Payment of collected premium, net of commission, from the broker to the insurer.</w:t>
             </w:r>
           </w:p>
         </w:tc>
@@ -7982,7 +7892,7 @@
                 <w:rFonts w:eastAsia="Nunito" w:cs="Nunito"/>
                 <w:sz w:val="17"/>
               </w:rPr>
-              <w:t>RTO</w:t>
+              <w:t>RPO</w:t>
             </w:r>
           </w:p>
         </w:tc>
@@ -8006,7 +7916,7 @@
                 <w:rFonts w:eastAsia="Nunito" w:cs="Nunito"/>
                 <w:sz w:val="17"/>
               </w:rPr>
-              <w:t>Recovery time objective: the maximum acceptable time to restore service.</w:t>
+              <w:t>Recovery point objective: the maximum acceptable data loss, measured in time.</w:t>
             </w:r>
           </w:p>
         </w:tc>
@@ -8036,7 +7946,7 @@
                 <w:rFonts w:eastAsia="Nunito" w:cs="Nunito"/>
                 <w:sz w:val="17"/>
               </w:rPr>
-              <w:t>S3</w:t>
+              <w:t>RTO</w:t>
             </w:r>
           </w:p>
         </w:tc>
@@ -8061,7 +7971,7 @@
                 <w:rFonts w:eastAsia="Nunito" w:cs="Nunito"/>
                 <w:sz w:val="17"/>
               </w:rPr>
-              <w:t>Amazon Simple Storage Service: object storage hosting the SPA build (and proposed archive store).</w:t>
+              <w:t>Recovery time objective: the maximum acceptable time to restore service.</w:t>
             </w:r>
           </w:p>
         </w:tc>
@@ -8090,7 +8000,7 @@
                 <w:rFonts w:eastAsia="Nunito" w:cs="Nunito"/>
                 <w:sz w:val="17"/>
               </w:rPr>
-              <w:t>Seed</w:t>
+              <w:t>S3</w:t>
             </w:r>
           </w:p>
         </w:tc>
@@ -8114,7 +8024,7 @@
                 <w:rFonts w:eastAsia="Nunito" w:cs="Nunito"/>
                 <w:sz w:val="17"/>
               </w:rPr>
-              <w:t>Idempotent data load run on every API start: reference data always, sample data only when SEED_SAMPLE_DATA is on.</w:t>
+              <w:t>Amazon Simple Storage Service: object storage hosting the SPA build (and proposed archive store).</w:t>
             </w:r>
           </w:p>
         </w:tc>
@@ -8144,7 +8054,7 @@
                 <w:rFonts w:eastAsia="Nunito" w:cs="Nunito"/>
                 <w:sz w:val="17"/>
               </w:rPr>
-              <w:t>SES</w:t>
+              <w:t>Seed</w:t>
             </w:r>
           </w:p>
         </w:tc>
@@ -8169,7 +8079,7 @@
                 <w:rFonts w:eastAsia="Nunito" w:cs="Nunito"/>
                 <w:sz w:val="17"/>
               </w:rPr>
-              <w:t>Amazon Simple Email Service, a possible SMTP relay.</w:t>
+              <w:t>Idempotent data load run on every API start: reference data always, sample data only when SEED_SAMPLE_DATA is on.</w:t>
             </w:r>
           </w:p>
         </w:tc>
@@ -8562,7 +8472,7 @@
         <w:color w:val="0065B3"/>
         <w:sz w:val="16"/>
       </w:rPr>
-      <w:t>BrokerVerse  |  07 High Availability and Resiliency</w:t>
+      <w:t>BrokerVerse OOTB  |  07 High Availability and Resiliency</w:t>
     </w:r>
     <w:r>
       <w:rPr>
@@ -8571,7 +8481,7 @@
         <w:sz w:val="16"/>
       </w:rPr>
       <w:tab/>
-      <w:t>Solution Architecture  ·  Version 1.0</w:t>
+      <w:t>Solution Architecture  ·  Version 1.1</w:t>
     </w:r>
   </w:p>
 </w:hdr>

--- a/docs/architecture/07_BrokerVerse_High_Availability_and_Resiliency.docx
+++ b/docs/architecture/07_BrokerVerse_High_Availability_and_Resiliency.docx
@@ -357,7 +357,7 @@
                 <w:rFonts w:eastAsia="Nunito" w:cs="Nunito"/>
                 <w:sz w:val="19"/>
               </w:rPr>
-              <w:t>1.1</w:t>
+              <w:t>1.2</w:t>
             </w:r>
           </w:p>
         </w:tc>
@@ -419,7 +419,7 @@
                 <w:rFonts w:eastAsia="Nunito" w:cs="Nunito"/>
                 <w:sz w:val="19"/>
               </w:rPr>
-              <w:t>29 September 2026</w:t>
+              <w:t>04 October 2026</w:t>
             </w:r>
           </w:p>
         </w:tc>
@@ -795,7 +795,7 @@
                 <w:rFonts w:eastAsia="Nunito" w:cs="Nunito"/>
                 <w:sz w:val="19"/>
               </w:rPr>
-              <w:t>1.1</w:t>
+              <w:t>1.2</w:t>
             </w:r>
           </w:p>
         </w:tc>
@@ -919,7 +919,7 @@
                 <w:rFonts w:eastAsia="Nunito" w:cs="Nunito"/>
                 <w:sz w:val="19"/>
               </w:rPr>
-              <w:t>29 September 2026</w:t>
+              <w:t>04 October 2026</w:t>
             </w:r>
           </w:p>
         </w:tc>
@@ -1405,6 +1405,107 @@
                 <w:sz w:val="18"/>
               </w:rPr>
               <w:t>Updated to the current system: placement journey, co-insurance, posting rules, period end and BIR tax, bank reconciliation, document numbering, commission rate matrix, single PDF engine, uploads and go-live imports, housekeeping, business time zone, broker roles, deployment on the BrokerVerse URL</w:t>
+            </w:r>
+          </w:p>
+        </w:tc>
+      </w:tr>
+      <w:tr>
+        <w:trPr>
+          <w:cantSplit w:val="true"/>
+        </w:trPr>
+        <w:tc>
+          <w:tcPr>
+            <w:tcW w:w="1156" w:type="dxa"/>
+            <w:tcBorders>
+              <w:top w:val="single" w:sz="4" w:space="0" w:color="C9D6E3"/>
+              <w:left w:val="single" w:sz="4" w:space="0" w:color="C9D6E3"/>
+              <w:bottom w:val="single" w:sz="4" w:space="0" w:color="C9D6E3"/>
+              <w:right w:val="single" w:sz="4" w:space="0" w:color="C9D6E3"/>
+            </w:tcBorders>
+          </w:tcPr>
+          <w:p>
+            <w:pPr>
+              <w:pStyle w:val="TableText"/>
+              <w:rPr/>
+            </w:pPr>
+            <w:r>
+              <w:rPr>
+                <w:rFonts w:eastAsia="Nunito" w:cs="Nunito"/>
+                <w:sz w:val="18"/>
+              </w:rPr>
+              <w:t>1.2</w:t>
+            </w:r>
+          </w:p>
+        </w:tc>
+        <w:tc>
+          <w:tcPr>
+            <w:tcW w:w="1734" w:type="dxa"/>
+            <w:tcBorders>
+              <w:top w:val="single" w:sz="4" w:space="0" w:color="C9D6E3"/>
+              <w:left w:val="single" w:sz="4" w:space="0" w:color="C9D6E3"/>
+              <w:bottom w:val="single" w:sz="4" w:space="0" w:color="C9D6E3"/>
+              <w:right w:val="single" w:sz="4" w:space="0" w:color="C9D6E3"/>
+            </w:tcBorders>
+          </w:tcPr>
+          <w:p>
+            <w:pPr>
+              <w:pStyle w:val="TableText"/>
+              <w:rPr/>
+            </w:pPr>
+            <w:r>
+              <w:rPr>
+                <w:rFonts w:eastAsia="Nunito" w:cs="Nunito"/>
+                <w:sz w:val="18"/>
+              </w:rPr>
+              <w:t>04 October 2026</w:t>
+            </w:r>
+          </w:p>
+        </w:tc>
+        <w:tc>
+          <w:tcPr>
+            <w:tcW w:w="1927" w:type="dxa"/>
+            <w:tcBorders>
+              <w:top w:val="single" w:sz="4" w:space="0" w:color="C9D6E3"/>
+              <w:left w:val="single" w:sz="4" w:space="0" w:color="C9D6E3"/>
+              <w:bottom w:val="single" w:sz="4" w:space="0" w:color="C9D6E3"/>
+              <w:right w:val="single" w:sz="4" w:space="0" w:color="C9D6E3"/>
+            </w:tcBorders>
+          </w:tcPr>
+          <w:p>
+            <w:pPr>
+              <w:pStyle w:val="TableText"/>
+              <w:rPr/>
+            </w:pPr>
+            <w:r>
+              <w:rPr>
+                <w:rFonts w:eastAsia="Nunito" w:cs="Nunito"/>
+                <w:sz w:val="18"/>
+              </w:rPr>
+              <w:t>iorta TechNXT</w:t>
+            </w:r>
+          </w:p>
+        </w:tc>
+        <w:tc>
+          <w:tcPr>
+            <w:tcW w:w="4819" w:type="dxa"/>
+            <w:tcBorders>
+              <w:top w:val="single" w:sz="4" w:space="0" w:color="C9D6E3"/>
+              <w:left w:val="single" w:sz="4" w:space="0" w:color="C9D6E3"/>
+              <w:bottom w:val="single" w:sz="4" w:space="0" w:color="C9D6E3"/>
+              <w:right w:val="single" w:sz="4" w:space="0" w:color="C9D6E3"/>
+            </w:tcBorders>
+          </w:tcPr>
+          <w:p>
+            <w:pPr>
+              <w:pStyle w:val="TableText"/>
+              <w:rPr/>
+            </w:pPr>
+            <w:r>
+              <w:rPr>
+                <w:rFonts w:eastAsia="Nunito" w:cs="Nunito"/>
+                <w:sz w:val="18"/>
+              </w:rPr>
+              <w:t>New modules (AML/CFT, BIR, payables and fixed assets, distribution, fleet and marine, My Work, go-live workbench), integration framework, encryption and masking of personal data, branding and e-signatures, release pipeline; database at migration 0322 (reference data), new ER diagrams</w:t>
             </w:r>
           </w:p>
         </w:tc>
@@ -2110,7 +2211,7 @@
             </w:rPr>
             <w:fldChar w:fldCharType="separate"/>
           </w:r>
-          <w:hyperlink w:anchor="__RefHeading___Toc12167_4084622315">
+          <w:hyperlink w:anchor="__RefHeading___Toc23233_1872304043">
             <w:r>
               <w:rPr>
                 <w:webHidden/>
@@ -2118,7 +2219,7 @@
               </w:rPr>
               <w:t>1 Introduction</w:t>
               <w:tab/>
-              <w:t>4</w:t>
+              <w:t>5</w:t>
             </w:r>
           </w:hyperlink>
         </w:p>
@@ -2131,7 +2232,7 @@
             </w:tabs>
             <w:rPr/>
           </w:pPr>
-          <w:hyperlink w:anchor="__RefHeading___Toc12169_4084622315">
+          <w:hyperlink w:anchor="__RefHeading___Toc23235_1872304043">
             <w:r>
               <w:rPr>
                 <w:webHidden/>
@@ -2139,7 +2240,7 @@
               </w:rPr>
               <w:t>1.1 Purpose and scope</w:t>
               <w:tab/>
-              <w:t>4</w:t>
+              <w:t>5</w:t>
             </w:r>
           </w:hyperlink>
         </w:p>
@@ -2152,7 +2253,7 @@
             </w:tabs>
             <w:rPr/>
           </w:pPr>
-          <w:hyperlink w:anchor="__RefHeading___Toc12171_4084622315">
+          <w:hyperlink w:anchor="__RefHeading___Toc23237_1872304043">
             <w:r>
               <w:rPr>
                 <w:webHidden/>
@@ -2160,7 +2261,7 @@
               </w:rPr>
               <w:t>2 Application properties that enable high availability</w:t>
               <w:tab/>
-              <w:t>5</w:t>
+              <w:t>6</w:t>
             </w:r>
           </w:hyperlink>
         </w:p>
@@ -2173,7 +2274,7 @@
             </w:tabs>
             <w:rPr/>
           </w:pPr>
-          <w:hyperlink w:anchor="__RefHeading___Toc12173_4084622315">
+          <w:hyperlink w:anchor="__RefHeading___Toc23239_1872304043">
             <w:r>
               <w:rPr>
                 <w:webHidden/>
@@ -2181,7 +2282,7 @@
               </w:rPr>
               <w:t>2.1 Stateless API</w:t>
               <w:tab/>
-              <w:t>5</w:t>
+              <w:t>6</w:t>
             </w:r>
           </w:hyperlink>
         </w:p>
@@ -2194,7 +2295,7 @@
             </w:tabs>
             <w:rPr/>
           </w:pPr>
-          <w:hyperlink w:anchor="__RefHeading___Toc12175_4084622315">
+          <w:hyperlink w:anchor="__RefHeading___Toc23241_1872304043">
             <w:r>
               <w:rPr>
                 <w:webHidden/>
@@ -2202,7 +2303,7 @@
               </w:rPr>
               <w:t>2.2 Health endpoints</w:t>
               <w:tab/>
-              <w:t>5</w:t>
+              <w:t>6</w:t>
             </w:r>
           </w:hyperlink>
         </w:p>
@@ -2215,7 +2316,7 @@
             </w:tabs>
             <w:rPr/>
           </w:pPr>
-          <w:hyperlink w:anchor="__RefHeading___Toc12177_4084622315">
+          <w:hyperlink w:anchor="__RefHeading___Toc23243_1872304043">
             <w:r>
               <w:rPr>
                 <w:webHidden/>
@@ -2223,7 +2324,7 @@
               </w:rPr>
               <w:t>2.3 Start-up and graceful shutdown</w:t>
               <w:tab/>
-              <w:t>5</w:t>
+              <w:t>6</w:t>
             </w:r>
           </w:hyperlink>
         </w:p>
@@ -2236,7 +2337,7 @@
             </w:tabs>
             <w:rPr/>
           </w:pPr>
-          <w:hyperlink w:anchor="__RefHeading___Toc12179_4084622315">
+          <w:hyperlink w:anchor="__RefHeading___Toc23245_1872304043">
             <w:r>
               <w:rPr>
                 <w:webHidden/>
@@ -2244,7 +2345,7 @@
               </w:rPr>
               <w:t>2.4 Scheduled jobs on several instances</w:t>
               <w:tab/>
-              <w:t>5</w:t>
+              <w:t>6</w:t>
             </w:r>
           </w:hyperlink>
         </w:p>
@@ -2257,7 +2358,7 @@
             </w:tabs>
             <w:rPr/>
           </w:pPr>
-          <w:hyperlink w:anchor="__RefHeading___Toc12181_4084622315">
+          <w:hyperlink w:anchor="__RefHeading___Toc23247_1872304043">
             <w:r>
               <w:rPr>
                 <w:webHidden/>
@@ -2265,7 +2366,7 @@
               </w:rPr>
               <w:t>2.5 Transactions, retries and idempotency</w:t>
               <w:tab/>
-              <w:t>6</w:t>
+              <w:t>7</w:t>
             </w:r>
           </w:hyperlink>
         </w:p>
@@ -2278,7 +2379,7 @@
             </w:tabs>
             <w:rPr/>
           </w:pPr>
-          <w:hyperlink w:anchor="__RefHeading___Toc12183_4084622315">
+          <w:hyperlink w:anchor="__RefHeading___Toc23249_1872304043">
             <w:r>
               <w:rPr>
                 <w:webHidden/>
@@ -2286,7 +2387,7 @@
               </w:rPr>
               <w:t>3 Recommended highly available deployment</w:t>
               <w:tab/>
-              <w:t>7</w:t>
+              <w:t>8</w:t>
             </w:r>
           </w:hyperlink>
         </w:p>
@@ -2299,7 +2400,7 @@
             </w:tabs>
             <w:rPr/>
           </w:pPr>
-          <w:hyperlink w:anchor="__RefHeading___Toc12185_4084622315">
+          <w:hyperlink w:anchor="__RefHeading___Toc23251_1872304043">
             <w:r>
               <w:rPr>
                 <w:webHidden/>
@@ -2307,7 +2408,7 @@
               </w:rPr>
               <w:t>4 Single points of failure and mitigations</w:t>
               <w:tab/>
-              <w:t>8</w:t>
+              <w:t>9</w:t>
             </w:r>
           </w:hyperlink>
         </w:p>
@@ -2320,7 +2421,7 @@
             </w:tabs>
             <w:rPr/>
           </w:pPr>
-          <w:hyperlink w:anchor="__RefHeading___Toc12187_4084622315">
+          <w:hyperlink w:anchor="__RefHeading___Toc23253_1872304043">
             <w:r>
               <w:rPr>
                 <w:webHidden/>
@@ -2328,7 +2429,7 @@
               </w:rPr>
               <w:t>5 Known limitations</w:t>
               <w:tab/>
-              <w:t>9</w:t>
+              <w:t>10</w:t>
             </w:r>
           </w:hyperlink>
         </w:p>
@@ -2341,7 +2442,7 @@
             </w:tabs>
             <w:rPr/>
           </w:pPr>
-          <w:hyperlink w:anchor="__RefHeading___Toc12189_4084622315">
+          <w:hyperlink w:anchor="__RefHeading___Toc23255_1872304043">
             <w:r>
               <w:rPr>
                 <w:webHidden/>
@@ -2349,7 +2450,7 @@
               </w:rPr>
               <w:t>6 Related documents</w:t>
               <w:tab/>
-              <w:t>10</w:t>
+              <w:t>11</w:t>
             </w:r>
           </w:hyperlink>
         </w:p>
@@ -2362,7 +2463,7 @@
             </w:tabs>
             <w:rPr/>
           </w:pPr>
-          <w:hyperlink w:anchor="__RefHeading___Toc12191_4084622315">
+          <w:hyperlink w:anchor="__RefHeading___Toc23257_1872304043">
             <w:r>
               <w:rPr>
                 <w:webHidden/>
@@ -2370,7 +2471,7 @@
               </w:rPr>
               <w:t>7 Glossary</w:t>
               <w:tab/>
-              <w:t>11</w:t>
+              <w:t>12</w:t>
             </w:r>
           </w:hyperlink>
           <w:r>
@@ -2393,7 +2494,7 @@
       <w:r>
         <w:br w:type="page"/>
       </w:r>
-      <w:bookmarkStart w:id="0" w:name="__RefHeading___Toc12167_4084622315"/>
+      <w:bookmarkStart w:id="0" w:name="__RefHeading___Toc23233_1872304043"/>
       <w:bookmarkEnd w:id="0"/>
       <w:r>
         <w:rPr>
@@ -2407,7 +2508,7 @@
         <w:pStyle w:val="Heading2"/>
         <w:rPr/>
       </w:pPr>
-      <w:bookmarkStart w:id="1" w:name="__RefHeading___Toc12169_4084622315"/>
+      <w:bookmarkStart w:id="1" w:name="__RefHeading___Toc23235_1872304043"/>
       <w:bookmarkEnd w:id="1"/>
       <w:r>
         <w:rPr>
@@ -2516,7 +2617,7 @@
         </w:pBdr>
         <w:rPr/>
       </w:pPr>
-      <w:bookmarkStart w:id="2" w:name="__RefHeading___Toc12171_4084622315"/>
+      <w:bookmarkStart w:id="2" w:name="__RefHeading___Toc23237_1872304043"/>
       <w:bookmarkEnd w:id="2"/>
       <w:r>
         <w:rPr>
@@ -2530,7 +2631,7 @@
         <w:pStyle w:val="Heading2"/>
         <w:rPr/>
       </w:pPr>
-      <w:bookmarkStart w:id="3" w:name="__RefHeading___Toc12173_4084622315"/>
+      <w:bookmarkStart w:id="3" w:name="__RefHeading___Toc23239_1872304043"/>
       <w:bookmarkEnd w:id="3"/>
       <w:r>
         <w:rPr>
@@ -2570,7 +2671,7 @@
         <w:pStyle w:val="Heading2"/>
         <w:rPr/>
       </w:pPr>
-      <w:bookmarkStart w:id="4" w:name="__RefHeading___Toc12175_4084622315"/>
+      <w:bookmarkStart w:id="4" w:name="__RefHeading___Toc23241_1872304043"/>
       <w:bookmarkEnd w:id="4"/>
       <w:r>
         <w:rPr>
@@ -3083,7 +3184,7 @@
         <w:pStyle w:val="Heading2"/>
         <w:rPr/>
       </w:pPr>
-      <w:bookmarkStart w:id="5" w:name="__RefHeading___Toc12177_4084622315"/>
+      <w:bookmarkStart w:id="5" w:name="__RefHeading___Toc23243_1872304043"/>
       <w:bookmarkEnd w:id="5"/>
       <w:r>
         <w:rPr>
@@ -3250,7 +3351,7 @@
         <w:pStyle w:val="Heading2"/>
         <w:rPr/>
       </w:pPr>
-      <w:bookmarkStart w:id="6" w:name="__RefHeading___Toc12179_4084622315"/>
+      <w:bookmarkStart w:id="6" w:name="__RefHeading___Toc23245_1872304043"/>
       <w:bookmarkEnd w:id="6"/>
       <w:r>
         <w:rPr>
@@ -3304,7 +3405,7 @@
         <w:pStyle w:val="Heading2"/>
         <w:rPr/>
       </w:pPr>
-      <w:bookmarkStart w:id="7" w:name="__RefHeading___Toc12181_4084622315"/>
+      <w:bookmarkStart w:id="7" w:name="__RefHeading___Toc23247_1872304043"/>
       <w:bookmarkEnd w:id="7"/>
       <w:r>
         <w:rPr>
@@ -3717,7 +3818,7 @@
                 <w:rFonts w:eastAsia="Nunito" w:cs="Nunito"/>
                 <w:sz w:val="17"/>
               </w:rPr>
-              <w:t>Renewal notice queue</w:t>
+              <w:t>Integration outbox</w:t>
             </w:r>
           </w:p>
         </w:tc>
@@ -3737,20 +3838,27 @@
               <w:pStyle w:val="TableText"/>
               <w:rPr/>
             </w:pPr>
+            <w:r>
+              <w:rPr>
+                <w:rFonts w:eastAsia="Nunito" w:cs="Nunito"/>
+                <w:sz w:val="17"/>
+              </w:rPr>
+              <w:t xml:space="preserve">Messages to third parties are queued in the business transaction and sent by the </w:t>
+            </w:r>
             <w:r>
               <w:rPr>
                 <w:rFonts w:eastAsia="Liberation Mono" w:cs="Liberation Mono" w:ascii="Liberation Mono" w:hAnsi="Liberation Mono"/>
                 <w:color w:val="0B3D7A"/>
                 <w:sz w:val="15"/>
               </w:rPr>
-              <w:t>job_queue</w:t>
+              <w:t>integration-outbox</w:t>
             </w:r>
             <w:r>
               <w:rPr>
                 <w:rFonts w:eastAsia="Nunito" w:cs="Nunito"/>
                 <w:sz w:val="17"/>
               </w:rPr>
-              <w:t xml:space="preserve"> items are retried by the </w:t>
+              <w:t xml:space="preserve"> job with exponential backoff; a provider outage never fails a business operation; rows stuck in </w:t>
             </w:r>
             <w:r>
               <w:rPr>
@@ -3758,14 +3866,29 @@
                 <w:color w:val="0B3D7A"/>
                 <w:sz w:val="15"/>
               </w:rPr>
-              <w:t>renewal-queue</w:t>
+              <w:t>processing</w:t>
             </w:r>
             <w:r>
               <w:rPr>
                 <w:rFonts w:eastAsia="Nunito" w:cs="Nunito"/>
                 <w:sz w:val="17"/>
               </w:rPr>
-              <w:t xml:space="preserve"> job; stale items are picked up again.</w:t>
+              <w:t xml:space="preserve"> longer than </w:t>
+            </w:r>
+            <w:r>
+              <w:rPr>
+                <w:rFonts w:eastAsia="Liberation Mono" w:cs="Liberation Mono" w:ascii="Liberation Mono" w:hAnsi="Liberation Mono"/>
+                <w:color w:val="0B3D7A"/>
+                <w:sz w:val="15"/>
+              </w:rPr>
+              <w:t>integrations.stuck_minutes</w:t>
+            </w:r>
+            <w:r>
+              <w:rPr>
+                <w:rFonts w:eastAsia="Nunito" w:cs="Nunito"/>
+                <w:sz w:val="17"/>
+              </w:rPr>
+              <w:t xml:space="preserve"> are queued again; each business event carries an idempotency key.</w:t>
             </w:r>
           </w:p>
         </w:tc>
@@ -3794,6 +3917,83 @@
                 <w:rFonts w:eastAsia="Nunito" w:cs="Nunito"/>
                 <w:sz w:val="17"/>
               </w:rPr>
+              <w:t>Renewal notice queue</w:t>
+            </w:r>
+          </w:p>
+        </w:tc>
+        <w:tc>
+          <w:tcPr>
+            <w:tcW w:w="6938" w:type="dxa"/>
+            <w:tcBorders>
+              <w:top w:val="single" w:sz="4" w:space="0" w:color="C9D6E3"/>
+              <w:left w:val="single" w:sz="4" w:space="0" w:color="C9D6E3"/>
+              <w:bottom w:val="single" w:sz="4" w:space="0" w:color="C9D6E3"/>
+              <w:right w:val="single" w:sz="4" w:space="0" w:color="C9D6E3"/>
+            </w:tcBorders>
+          </w:tcPr>
+          <w:p>
+            <w:pPr>
+              <w:pStyle w:val="TableText"/>
+              <w:rPr/>
+            </w:pPr>
+            <w:r>
+              <w:rPr>
+                <w:rFonts w:eastAsia="Liberation Mono" w:cs="Liberation Mono" w:ascii="Liberation Mono" w:hAnsi="Liberation Mono"/>
+                <w:color w:val="0B3D7A"/>
+                <w:sz w:val="15"/>
+              </w:rPr>
+              <w:t>job_queue</w:t>
+            </w:r>
+            <w:r>
+              <w:rPr>
+                <w:rFonts w:eastAsia="Nunito" w:cs="Nunito"/>
+                <w:sz w:val="17"/>
+              </w:rPr>
+              <w:t xml:space="preserve"> items are retried by the </w:t>
+            </w:r>
+            <w:r>
+              <w:rPr>
+                <w:rFonts w:eastAsia="Liberation Mono" w:cs="Liberation Mono" w:ascii="Liberation Mono" w:hAnsi="Liberation Mono"/>
+                <w:color w:val="0B3D7A"/>
+                <w:sz w:val="15"/>
+              </w:rPr>
+              <w:t>renewal-queue</w:t>
+            </w:r>
+            <w:r>
+              <w:rPr>
+                <w:rFonts w:eastAsia="Nunito" w:cs="Nunito"/>
+                <w:sz w:val="17"/>
+              </w:rPr>
+              <w:t xml:space="preserve"> job; stale items are picked up again.</w:t>
+            </w:r>
+          </w:p>
+        </w:tc>
+      </w:tr>
+      <w:tr>
+        <w:trPr>
+          <w:cantSplit w:val="true"/>
+        </w:trPr>
+        <w:tc>
+          <w:tcPr>
+            <w:tcW w:w="2698" w:type="dxa"/>
+            <w:tcBorders>
+              <w:top w:val="single" w:sz="4" w:space="0" w:color="C9D6E3"/>
+              <w:left w:val="single" w:sz="4" w:space="0" w:color="C9D6E3"/>
+              <w:bottom w:val="single" w:sz="4" w:space="0" w:color="C9D6E3"/>
+              <w:right w:val="single" w:sz="4" w:space="0" w:color="C9D6E3"/>
+            </w:tcBorders>
+            <w:shd w:color="auto" w:fill="F3F9FE" w:val="clear"/>
+          </w:tcPr>
+          <w:p>
+            <w:pPr>
+              <w:pStyle w:val="TableText"/>
+              <w:rPr/>
+            </w:pPr>
+            <w:r>
+              <w:rPr>
+                <w:rFonts w:eastAsia="Nunito" w:cs="Nunito"/>
+                <w:sz w:val="17"/>
+              </w:rPr>
               <w:t>Database failover</w:t>
             </w:r>
           </w:p>
@@ -3807,6 +4007,7 @@
               <w:bottom w:val="single" w:sz="4" w:space="0" w:color="C9D6E3"/>
               <w:right w:val="single" w:sz="4" w:space="0" w:color="C9D6E3"/>
             </w:tcBorders>
+            <w:shd w:color="auto" w:fill="F3F9FE" w:val="clear"/>
           </w:tcPr>
           <w:p>
             <w:pPr>
@@ -3845,7 +4046,7 @@
         </w:pBdr>
         <w:rPr/>
       </w:pPr>
-      <w:bookmarkStart w:id="8" w:name="__RefHeading___Toc12183_4084622315"/>
+      <w:bookmarkStart w:id="8" w:name="__RefHeading___Toc23249_1872304043"/>
       <w:bookmarkEnd w:id="8"/>
       <w:r>
         <w:rPr>
@@ -4701,7 +4902,7 @@
         </w:pBdr>
         <w:rPr/>
       </w:pPr>
-      <w:bookmarkStart w:id="9" w:name="__RefHeading___Toc12185_4084622315"/>
+      <w:bookmarkStart w:id="9" w:name="__RefHeading___Toc23251_1872304043"/>
       <w:bookmarkEnd w:id="9"/>
       <w:r>
         <w:rPr>
@@ -5522,7 +5723,7 @@
         </w:pBdr>
         <w:rPr/>
       </w:pPr>
-      <w:bookmarkStart w:id="10" w:name="__RefHeading___Toc12187_4084622315"/>
+      <w:bookmarkStart w:id="10" w:name="__RefHeading___Toc23253_1872304043"/>
       <w:bookmarkEnd w:id="10"/>
       <w:r>
         <w:rPr>
@@ -5864,7 +6065,7 @@
         </w:pBdr>
         <w:rPr/>
       </w:pPr>
-      <w:bookmarkStart w:id="11" w:name="__RefHeading___Toc12189_4084622315"/>
+      <w:bookmarkStart w:id="11" w:name="__RefHeading___Toc23255_1872304043"/>
       <w:bookmarkEnd w:id="11"/>
       <w:r>
         <w:rPr>
@@ -6903,7 +7104,7 @@
         </w:pBdr>
         <w:rPr/>
       </w:pPr>
-      <w:bookmarkStart w:id="12" w:name="__RefHeading___Toc12191_4084622315"/>
+      <w:bookmarkStart w:id="12" w:name="__RefHeading___Toc23257_1872304043"/>
       <w:bookmarkEnd w:id="12"/>
       <w:r>
         <w:rPr>
@@ -8366,7 +8567,7 @@
         <w:color w:val="5B6776"/>
         <w:sz w:val="16"/>
       </w:rPr>
-      <w:t>29 September 2026  ·  Prepared by iorta TechNXT  ·  Confidential</w:t>
+      <w:t>04 October 2026  ·  Prepared by iorta TechNXT  ·  Confidential</w:t>
       <w:tab/>
       <w:t xml:space="preserve">Page </w:t>
     </w:r>
@@ -8384,7 +8585,7 @@
     </w:r>
     <w:r>
       <w:rPr/>
-      <w:t>11</w:t>
+      <w:t>12</w:t>
     </w:r>
     <w:r>
       <w:rPr/>
@@ -8412,7 +8613,7 @@
     </w:r>
     <w:r>
       <w:rPr/>
-      <w:t>11</w:t>
+      <w:t>12</w:t>
     </w:r>
     <w:r>
       <w:rPr/>
@@ -8481,7 +8682,7 @@
         <w:sz w:val="16"/>
       </w:rPr>
       <w:tab/>
-      <w:t>Solution Architecture  ·  Version 1.1</w:t>
+      <w:t>Solution Architecture  ·  Version 1.2</w:t>
     </w:r>
   </w:p>
 </w:hdr>
